--- a/asignaturas/DIW/Lunes 23 septiembre/ejercicio selectores/doc/Ejercicio de selectores alumnos.docx
+++ b/asignaturas/DIW/Lunes 23 septiembre/ejercicio selectores/doc/Ejercicio de selectores alumnos.docx
@@ -18,8 +18,13 @@
         <w:t xml:space="preserve">No puedes añadir ni quitar </w:t>
       </w:r>
       <w:r>
-        <w:t>en el documento html</w:t>
-      </w:r>
+        <w:t xml:space="preserve">en el documento </w:t>
+      </w:r>
+      <w:proofErr w:type="spellStart"/>
+      <w:r>
+        <w:t>html</w:t>
+      </w:r>
+      <w:proofErr w:type="spellEnd"/>
     </w:p>
     <w:p>
       <w:pPr>
@@ -60,41 +65,65 @@
           <w:lang w:eastAsia="es-ES"/>
           <w14:ligatures w14:val="none"/>
         </w:rPr>
-        <w:t>/*Pon el h1 en color rojo y fondo negro */</w:t>
-      </w:r>
-    </w:p>
-    <w:p>
-      <w:pPr>
-        <w:jc w:val="both"/>
-      </w:pPr>
-    </w:p>
-    <w:p>
-      <w:pPr>
-        <w:pStyle w:val="Prrafodelista"/>
-        <w:shd w:val="clear" w:color="auto" w:fill="1E1E1E"/>
-        <w:spacing w:after="0" w:line="285" w:lineRule="atLeast"/>
-        <w:jc w:val="both"/>
-        <w:rPr>
-          <w:rFonts w:ascii="Consolas" w:eastAsia="Times New Roman" w:hAnsi="Consolas" w:cs="Times New Roman"/>
-          <w:color w:val="D4D4D4"/>
-          <w:kern w:val="0"/>
-          <w:sz w:val="21"/>
-          <w:szCs w:val="21"/>
-          <w:lang w:eastAsia="es-ES"/>
-          <w14:ligatures w14:val="none"/>
-        </w:rPr>
-      </w:pPr>
-      <w:r>
-        <w:rPr>
-          <w:rFonts w:ascii="Consolas" w:eastAsia="Times New Roman" w:hAnsi="Consolas" w:cs="Times New Roman"/>
-          <w:color w:val="6A9955"/>
-          <w:kern w:val="0"/>
-          <w:sz w:val="21"/>
-          <w:szCs w:val="21"/>
-          <w:lang w:eastAsia="es-ES"/>
-          <w14:ligatures w14:val="none"/>
-        </w:rPr>
-        <w:t>  Pon al párrafo-dos un color de texto rojo y subrayado</w:t>
+        <w:t>/*Pon el h1 en color rojo y fondo negro*/</w:t>
+      </w:r>
+    </w:p>
+    <w:p>
+      <w:pPr>
+        <w:jc w:val="both"/>
+      </w:pPr>
+    </w:p>
+    <w:p>
+      <w:pPr>
+        <w:pStyle w:val="Prrafodelista"/>
+        <w:shd w:val="clear" w:color="auto" w:fill="1E1E1E"/>
+        <w:spacing w:after="0" w:line="285" w:lineRule="atLeast"/>
+        <w:jc w:val="both"/>
+        <w:rPr>
+          <w:rFonts w:ascii="Consolas" w:eastAsia="Times New Roman" w:hAnsi="Consolas" w:cs="Times New Roman"/>
+          <w:color w:val="D4D4D4"/>
+          <w:kern w:val="0"/>
+          <w:sz w:val="21"/>
+          <w:szCs w:val="21"/>
+          <w:lang w:eastAsia="es-ES"/>
+          <w14:ligatures w14:val="none"/>
+        </w:rPr>
+      </w:pPr>
+      <w:r>
+        <w:rPr>
+          <w:rFonts w:ascii="Consolas" w:eastAsia="Times New Roman" w:hAnsi="Consolas" w:cs="Times New Roman"/>
+          <w:color w:val="6A9955"/>
+          <w:kern w:val="0"/>
+          <w:sz w:val="21"/>
+          <w:szCs w:val="21"/>
+          <w:lang w:eastAsia="es-ES"/>
+          <w14:ligatures w14:val="none"/>
+        </w:rPr>
+        <w:t>/*</w:t>
+      </w:r>
+      <w:r>
+        <w:rPr>
+          <w:rFonts w:ascii="Consolas" w:eastAsia="Times New Roman" w:hAnsi="Consolas" w:cs="Times New Roman"/>
+          <w:color w:val="6A9955"/>
+          <w:kern w:val="0"/>
+          <w:sz w:val="21"/>
+          <w:szCs w:val="21"/>
+          <w:lang w:eastAsia="es-ES"/>
+          <w14:ligatures w14:val="none"/>
+        </w:rPr>
+        <w:t>Pon al párrafo-dos un color de texto rojo y subrayado</w:t>
+      </w:r>
+      <w:r>
+        <w:rPr>
+          <w:rFonts w:ascii="Consolas" w:eastAsia="Times New Roman" w:hAnsi="Consolas" w:cs="Times New Roman"/>
+          <w:color w:val="6A9955"/>
+          <w:kern w:val="0"/>
+          <w:sz w:val="21"/>
+          <w:szCs w:val="21"/>
+          <w:lang w:eastAsia="es-ES"/>
+          <w14:ligatures w14:val="none"/>
+        </w:rPr>
+        <w:t>*/</w:t>
       </w:r>
     </w:p>
     <w:p>
@@ -186,8 +215,22 @@
           <w:lang w:eastAsia="es-ES"/>
           <w14:ligatures w14:val="none"/>
         </w:rPr>
-        <w:t xml:space="preserve"> clases de text</w:t>
-      </w:r>
+        <w:t xml:space="preserve"> clases de </w:t>
+      </w:r>
+      <w:proofErr w:type="spellStart"/>
+      <w:r>
+        <w:rPr>
+          <w:rFonts w:ascii="Consolas" w:eastAsia="Times New Roman" w:hAnsi="Consolas" w:cs="Times New Roman"/>
+          <w:color w:val="6A9955"/>
+          <w:kern w:val="0"/>
+          <w:sz w:val="21"/>
+          <w:szCs w:val="21"/>
+          <w:lang w:eastAsia="es-ES"/>
+          <w14:ligatures w14:val="none"/>
+        </w:rPr>
+        <w:t>text</w:t>
+      </w:r>
+      <w:proofErr w:type="spellEnd"/>
       <w:r>
         <w:rPr>
           <w:rFonts w:ascii="Consolas" w:eastAsia="Times New Roman" w:hAnsi="Consolas" w:cs="Times New Roman"/>
@@ -403,6 +446,18 @@
         </w:rPr>
         <w:t xml:space="preserve"> </w:t>
       </w:r>
+      <w:r>
+        <w:rPr>
+          <w:rFonts w:ascii="Consolas" w:eastAsia="Times New Roman" w:hAnsi="Consolas" w:cs="Times New Roman"/>
+          <w:color w:val="D4D4D4"/>
+          <w:kern w:val="0"/>
+          <w:sz w:val="21"/>
+          <w:szCs w:val="21"/>
+          <w:lang w:eastAsia="es-ES"/>
+          <w14:ligatures w14:val="none"/>
+        </w:rPr>
+        <w:t xml:space="preserve"> </w:t>
+      </w:r>
     </w:p>
     <w:p>
       <w:pPr>
@@ -628,7 +683,33 @@
           <w:lang w:eastAsia="es-ES"/>
           <w14:ligatures w14:val="none"/>
         </w:rPr>
-        <w:t>/* Todos los enlaces con el atributo href con color de texto verde */</w:t>
+        <w:t xml:space="preserve">/* Todos los enlaces con el atributo </w:t>
+      </w:r>
+      <w:proofErr w:type="spellStart"/>
+      <w:r>
+        <w:rPr>
+          <w:rFonts w:ascii="Consolas" w:eastAsia="Times New Roman" w:hAnsi="Consolas" w:cs="Times New Roman"/>
+          <w:color w:val="6A9955"/>
+          <w:kern w:val="0"/>
+          <w:sz w:val="21"/>
+          <w:szCs w:val="21"/>
+          <w:lang w:eastAsia="es-ES"/>
+          <w14:ligatures w14:val="none"/>
+        </w:rPr>
+        <w:t>href</w:t>
+      </w:r>
+      <w:proofErr w:type="spellEnd"/>
+      <w:r>
+        <w:rPr>
+          <w:rFonts w:ascii="Consolas" w:eastAsia="Times New Roman" w:hAnsi="Consolas" w:cs="Times New Roman"/>
+          <w:color w:val="6A9955"/>
+          <w:kern w:val="0"/>
+          <w:sz w:val="21"/>
+          <w:szCs w:val="21"/>
+          <w:lang w:eastAsia="es-ES"/>
+          <w14:ligatures w14:val="none"/>
+        </w:rPr>
+        <w:t xml:space="preserve"> con color de texto verde */</w:t>
       </w:r>
     </w:p>
     <w:p>
@@ -686,75 +767,179 @@
           <w:lang w:eastAsia="es-ES"/>
           <w14:ligatures w14:val="none"/>
         </w:rPr>
-        <w:t xml:space="preserve"> enlaces con el atributo target="_blank" en negrita */</w:t>
-      </w:r>
-    </w:p>
-    <w:p>
-      <w:pPr>
-        <w:jc w:val="both"/>
-      </w:pPr>
-    </w:p>
-    <w:p>
-      <w:pPr>
-        <w:pStyle w:val="Prrafodelista"/>
-        <w:shd w:val="clear" w:color="auto" w:fill="1E1E1E"/>
-        <w:spacing w:after="0" w:line="285" w:lineRule="atLeast"/>
-        <w:jc w:val="both"/>
-        <w:rPr>
-          <w:rFonts w:ascii="Consolas" w:eastAsia="Times New Roman" w:hAnsi="Consolas" w:cs="Times New Roman"/>
-          <w:color w:val="D4D4D4"/>
-          <w:kern w:val="0"/>
-          <w:sz w:val="21"/>
-          <w:szCs w:val="21"/>
-          <w:lang w:eastAsia="es-ES"/>
-          <w14:ligatures w14:val="none"/>
-        </w:rPr>
-      </w:pPr>
-      <w:r>
-        <w:rPr>
-          <w:rFonts w:ascii="Consolas" w:eastAsia="Times New Roman" w:hAnsi="Consolas" w:cs="Times New Roman"/>
-          <w:color w:val="6A9955"/>
-          <w:kern w:val="0"/>
-          <w:sz w:val="21"/>
-          <w:szCs w:val="21"/>
-          <w:lang w:eastAsia="es-ES"/>
-          <w14:ligatures w14:val="none"/>
-        </w:rPr>
-        <w:t>/* Todos los elementos con el texto cdmfp, dentro del valor de la propiedad href con tamaño de fuente 44px */</w:t>
-      </w:r>
-    </w:p>
-    <w:p>
-      <w:pPr>
-        <w:jc w:val="both"/>
-      </w:pPr>
-    </w:p>
-    <w:p>
-      <w:pPr>
-        <w:pStyle w:val="Prrafodelista"/>
-        <w:shd w:val="clear" w:color="auto" w:fill="1E1E1E"/>
-        <w:spacing w:after="0" w:line="285" w:lineRule="atLeast"/>
-        <w:jc w:val="both"/>
-        <w:rPr>
-          <w:rFonts w:ascii="Consolas" w:eastAsia="Times New Roman" w:hAnsi="Consolas" w:cs="Times New Roman"/>
-          <w:color w:val="D4D4D4"/>
-          <w:kern w:val="0"/>
-          <w:sz w:val="21"/>
-          <w:szCs w:val="21"/>
-          <w:lang w:eastAsia="es-ES"/>
-          <w14:ligatures w14:val="none"/>
-        </w:rPr>
-      </w:pPr>
-      <w:r>
-        <w:rPr>
-          <w:rFonts w:ascii="Consolas" w:eastAsia="Times New Roman" w:hAnsi="Consolas" w:cs="Times New Roman"/>
-          <w:color w:val="6A9955"/>
-          <w:kern w:val="0"/>
-          <w:sz w:val="21"/>
-          <w:szCs w:val="21"/>
-          <w:lang w:eastAsia="es-ES"/>
-          <w14:ligatures w14:val="none"/>
-        </w:rPr>
-        <w:t>/* Todos los elementos que tengan el href que comience por http:// sin subrayado */</w:t>
+        <w:t xml:space="preserve"> enlaces con el atributo target="_</w:t>
+      </w:r>
+      <w:proofErr w:type="spellStart"/>
+      <w:r>
+        <w:rPr>
+          <w:rFonts w:ascii="Consolas" w:eastAsia="Times New Roman" w:hAnsi="Consolas" w:cs="Times New Roman"/>
+          <w:color w:val="6A9955"/>
+          <w:kern w:val="0"/>
+          <w:sz w:val="21"/>
+          <w:szCs w:val="21"/>
+          <w:lang w:eastAsia="es-ES"/>
+          <w14:ligatures w14:val="none"/>
+        </w:rPr>
+        <w:t>blank</w:t>
+      </w:r>
+      <w:proofErr w:type="spellEnd"/>
+      <w:r>
+        <w:rPr>
+          <w:rFonts w:ascii="Consolas" w:eastAsia="Times New Roman" w:hAnsi="Consolas" w:cs="Times New Roman"/>
+          <w:color w:val="6A9955"/>
+          <w:kern w:val="0"/>
+          <w:sz w:val="21"/>
+          <w:szCs w:val="21"/>
+          <w:lang w:eastAsia="es-ES"/>
+          <w14:ligatures w14:val="none"/>
+        </w:rPr>
+        <w:t>" en negrita */</w:t>
+      </w:r>
+    </w:p>
+    <w:p>
+      <w:pPr>
+        <w:jc w:val="both"/>
+      </w:pPr>
+    </w:p>
+    <w:p>
+      <w:pPr>
+        <w:pStyle w:val="Prrafodelista"/>
+        <w:shd w:val="clear" w:color="auto" w:fill="1E1E1E"/>
+        <w:spacing w:after="0" w:line="285" w:lineRule="atLeast"/>
+        <w:jc w:val="both"/>
+        <w:rPr>
+          <w:rFonts w:ascii="Consolas" w:eastAsia="Times New Roman" w:hAnsi="Consolas" w:cs="Times New Roman"/>
+          <w:color w:val="D4D4D4"/>
+          <w:kern w:val="0"/>
+          <w:sz w:val="21"/>
+          <w:szCs w:val="21"/>
+          <w:lang w:eastAsia="es-ES"/>
+          <w14:ligatures w14:val="none"/>
+        </w:rPr>
+      </w:pPr>
+      <w:r>
+        <w:rPr>
+          <w:rFonts w:ascii="Consolas" w:eastAsia="Times New Roman" w:hAnsi="Consolas" w:cs="Times New Roman"/>
+          <w:color w:val="6A9955"/>
+          <w:kern w:val="0"/>
+          <w:sz w:val="21"/>
+          <w:szCs w:val="21"/>
+          <w:lang w:eastAsia="es-ES"/>
+          <w14:ligatures w14:val="none"/>
+        </w:rPr>
+        <w:t xml:space="preserve">/* Todos los elementos con el texto </w:t>
+      </w:r>
+      <w:proofErr w:type="spellStart"/>
+      <w:r>
+        <w:rPr>
+          <w:rFonts w:ascii="Consolas" w:eastAsia="Times New Roman" w:hAnsi="Consolas" w:cs="Times New Roman"/>
+          <w:color w:val="6A9955"/>
+          <w:kern w:val="0"/>
+          <w:sz w:val="21"/>
+          <w:szCs w:val="21"/>
+          <w:lang w:eastAsia="es-ES"/>
+          <w14:ligatures w14:val="none"/>
+        </w:rPr>
+        <w:t>cdmfp</w:t>
+      </w:r>
+      <w:proofErr w:type="spellEnd"/>
+      <w:r>
+        <w:rPr>
+          <w:rFonts w:ascii="Consolas" w:eastAsia="Times New Roman" w:hAnsi="Consolas" w:cs="Times New Roman"/>
+          <w:color w:val="6A9955"/>
+          <w:kern w:val="0"/>
+          <w:sz w:val="21"/>
+          <w:szCs w:val="21"/>
+          <w:lang w:eastAsia="es-ES"/>
+          <w14:ligatures w14:val="none"/>
+        </w:rPr>
+        <w:t xml:space="preserve">, dentro del valor de la propiedad </w:t>
+      </w:r>
+      <w:proofErr w:type="spellStart"/>
+      <w:r>
+        <w:rPr>
+          <w:rFonts w:ascii="Consolas" w:eastAsia="Times New Roman" w:hAnsi="Consolas" w:cs="Times New Roman"/>
+          <w:color w:val="6A9955"/>
+          <w:kern w:val="0"/>
+          <w:sz w:val="21"/>
+          <w:szCs w:val="21"/>
+          <w:lang w:eastAsia="es-ES"/>
+          <w14:ligatures w14:val="none"/>
+        </w:rPr>
+        <w:t>href</w:t>
+      </w:r>
+      <w:proofErr w:type="spellEnd"/>
+      <w:r>
+        <w:rPr>
+          <w:rFonts w:ascii="Consolas" w:eastAsia="Times New Roman" w:hAnsi="Consolas" w:cs="Times New Roman"/>
+          <w:color w:val="6A9955"/>
+          <w:kern w:val="0"/>
+          <w:sz w:val="21"/>
+          <w:szCs w:val="21"/>
+          <w:lang w:eastAsia="es-ES"/>
+          <w14:ligatures w14:val="none"/>
+        </w:rPr>
+        <w:t xml:space="preserve"> con tamaño de fuente 44px */</w:t>
+      </w:r>
+    </w:p>
+    <w:p>
+      <w:pPr>
+        <w:jc w:val="both"/>
+      </w:pPr>
+    </w:p>
+    <w:p>
+      <w:pPr>
+        <w:pStyle w:val="Prrafodelista"/>
+        <w:shd w:val="clear" w:color="auto" w:fill="1E1E1E"/>
+        <w:spacing w:after="0" w:line="285" w:lineRule="atLeast"/>
+        <w:jc w:val="both"/>
+        <w:rPr>
+          <w:rFonts w:ascii="Consolas" w:eastAsia="Times New Roman" w:hAnsi="Consolas" w:cs="Times New Roman"/>
+          <w:color w:val="D4D4D4"/>
+          <w:kern w:val="0"/>
+          <w:sz w:val="21"/>
+          <w:szCs w:val="21"/>
+          <w:lang w:eastAsia="es-ES"/>
+          <w14:ligatures w14:val="none"/>
+        </w:rPr>
+      </w:pPr>
+      <w:r>
+        <w:rPr>
+          <w:rFonts w:ascii="Consolas" w:eastAsia="Times New Roman" w:hAnsi="Consolas" w:cs="Times New Roman"/>
+          <w:color w:val="6A9955"/>
+          <w:kern w:val="0"/>
+          <w:sz w:val="21"/>
+          <w:szCs w:val="21"/>
+          <w:lang w:eastAsia="es-ES"/>
+          <w14:ligatures w14:val="none"/>
+        </w:rPr>
+        <w:t xml:space="preserve">/* Todos los elementos que tengan el </w:t>
+      </w:r>
+      <w:proofErr w:type="spellStart"/>
+      <w:r>
+        <w:rPr>
+          <w:rFonts w:ascii="Consolas" w:eastAsia="Times New Roman" w:hAnsi="Consolas" w:cs="Times New Roman"/>
+          <w:color w:val="6A9955"/>
+          <w:kern w:val="0"/>
+          <w:sz w:val="21"/>
+          <w:szCs w:val="21"/>
+          <w:lang w:eastAsia="es-ES"/>
+          <w14:ligatures w14:val="none"/>
+        </w:rPr>
+        <w:t>href</w:t>
+      </w:r>
+      <w:proofErr w:type="spellEnd"/>
+      <w:r>
+        <w:rPr>
+          <w:rFonts w:ascii="Consolas" w:eastAsia="Times New Roman" w:hAnsi="Consolas" w:cs="Times New Roman"/>
+          <w:color w:val="6A9955"/>
+          <w:kern w:val="0"/>
+          <w:sz w:val="21"/>
+          <w:szCs w:val="21"/>
+          <w:lang w:eastAsia="es-ES"/>
+          <w14:ligatures w14:val="none"/>
+        </w:rPr>
+        <w:t xml:space="preserve"> que comience por http:// sin subrayado */</w:t>
       </w:r>
     </w:p>
     <w:p>
@@ -789,7 +974,59 @@
           <w14:ligatures w14:val="none"/>
         </w:rPr>
         <w:lastRenderedPageBreak/>
-        <w:t xml:space="preserve">/* Todos los elementos donde el href termine con .com color de fondo </w:t>
+        <w:t xml:space="preserve">/* Todos los elementos donde el </w:t>
+      </w:r>
+      <w:proofErr w:type="spellStart"/>
+      <w:r>
+        <w:rPr>
+          <w:rFonts w:ascii="Consolas" w:eastAsia="Times New Roman" w:hAnsi="Consolas" w:cs="Times New Roman"/>
+          <w:color w:val="6A9955"/>
+          <w:kern w:val="0"/>
+          <w:sz w:val="21"/>
+          <w:szCs w:val="21"/>
+          <w:lang w:eastAsia="es-ES"/>
+          <w14:ligatures w14:val="none"/>
+        </w:rPr>
+        <w:t>href</w:t>
+      </w:r>
+      <w:proofErr w:type="spellEnd"/>
+      <w:r>
+        <w:rPr>
+          <w:rFonts w:ascii="Consolas" w:eastAsia="Times New Roman" w:hAnsi="Consolas" w:cs="Times New Roman"/>
+          <w:color w:val="6A9955"/>
+          <w:kern w:val="0"/>
+          <w:sz w:val="21"/>
+          <w:szCs w:val="21"/>
+          <w:lang w:eastAsia="es-ES"/>
+          <w14:ligatures w14:val="none"/>
+        </w:rPr>
+        <w:t xml:space="preserve"> termine con .</w:t>
+      </w:r>
+      <w:proofErr w:type="spellStart"/>
+      <w:r>
+        <w:rPr>
+          <w:rFonts w:ascii="Consolas" w:eastAsia="Times New Roman" w:hAnsi="Consolas" w:cs="Times New Roman"/>
+          <w:color w:val="6A9955"/>
+          <w:kern w:val="0"/>
+          <w:sz w:val="21"/>
+          <w:szCs w:val="21"/>
+          <w:lang w:eastAsia="es-ES"/>
+          <w14:ligatures w14:val="none"/>
+        </w:rPr>
+        <w:t>com</w:t>
+      </w:r>
+      <w:proofErr w:type="spellEnd"/>
+      <w:r>
+        <w:rPr>
+          <w:rFonts w:ascii="Consolas" w:eastAsia="Times New Roman" w:hAnsi="Consolas" w:cs="Times New Roman"/>
+          <w:color w:val="6A9955"/>
+          <w:kern w:val="0"/>
+          <w:sz w:val="21"/>
+          <w:szCs w:val="21"/>
+          <w:lang w:eastAsia="es-ES"/>
+          <w14:ligatures w14:val="none"/>
+        </w:rPr>
+        <w:t xml:space="preserve"> color de fondo </w:t>
       </w:r>
       <w:r>
         <w:rPr>
@@ -890,6 +1127,7 @@
           <w14:ligatures w14:val="none"/>
         </w:rPr>
       </w:pPr>
+      <w:proofErr w:type="gramStart"/>
       <w:r>
         <w:rPr>
           <w:rFonts w:ascii="Consolas" w:eastAsia="Times New Roman" w:hAnsi="Consolas" w:cs="Times New Roman"/>
@@ -900,7 +1138,20 @@
           <w:lang w:eastAsia="es-ES"/>
           <w14:ligatures w14:val="none"/>
         </w:rPr>
-        <w:t>.selectores-atributos</w:t>
+        <w:t>.selectores</w:t>
+      </w:r>
+      <w:proofErr w:type="gramEnd"/>
+      <w:r>
+        <w:rPr>
+          <w:rFonts w:ascii="Consolas" w:eastAsia="Times New Roman" w:hAnsi="Consolas" w:cs="Times New Roman"/>
+          <w:color w:val="D7BA7D"/>
+          <w:kern w:val="0"/>
+          <w:sz w:val="21"/>
+          <w:szCs w:val="21"/>
+          <w:lang w:eastAsia="es-ES"/>
+          <w14:ligatures w14:val="none"/>
+        </w:rPr>
+        <w:t>-atributos</w:t>
       </w:r>
       <w:r>
         <w:rPr>
@@ -938,6 +1189,7 @@
         </w:rPr>
         <w:t>[</w:t>
       </w:r>
+      <w:proofErr w:type="spellStart"/>
       <w:r>
         <w:rPr>
           <w:rFonts w:ascii="Consolas" w:eastAsia="Times New Roman" w:hAnsi="Consolas" w:cs="Times New Roman"/>
@@ -950,6 +1202,7 @@
         </w:rPr>
         <w:t>class</w:t>
       </w:r>
+      <w:proofErr w:type="spellEnd"/>
       <w:r>
         <w:rPr>
           <w:rFonts w:ascii="Consolas" w:eastAsia="Times New Roman" w:hAnsi="Consolas" w:cs="Times New Roman"/>
@@ -1015,6 +1268,7 @@
         </w:rPr>
         <w:t xml:space="preserve">  </w:t>
       </w:r>
+      <w:proofErr w:type="spellStart"/>
       <w:r>
         <w:rPr>
           <w:rFonts w:ascii="Consolas" w:eastAsia="Times New Roman" w:hAnsi="Consolas" w:cs="Times New Roman"/>
@@ -1025,19 +1279,58 @@
           <w:lang w:eastAsia="es-ES"/>
           <w14:ligatures w14:val="none"/>
         </w:rPr>
-        <w:t>background-color</w:t>
-      </w:r>
-      <w:r>
-        <w:rPr>
-          <w:rFonts w:ascii="Consolas" w:eastAsia="Times New Roman" w:hAnsi="Consolas" w:cs="Times New Roman"/>
-          <w:color w:val="D4D4D4"/>
-          <w:kern w:val="0"/>
-          <w:sz w:val="21"/>
-          <w:szCs w:val="21"/>
-          <w:lang w:eastAsia="es-ES"/>
-          <w14:ligatures w14:val="none"/>
-        </w:rPr>
-        <w:t>: midnightblue;</w:t>
+        <w:t>background</w:t>
+      </w:r>
+      <w:proofErr w:type="spellEnd"/>
+      <w:r>
+        <w:rPr>
+          <w:rFonts w:ascii="Consolas" w:eastAsia="Times New Roman" w:hAnsi="Consolas" w:cs="Times New Roman"/>
+          <w:color w:val="9CDCFE"/>
+          <w:kern w:val="0"/>
+          <w:sz w:val="21"/>
+          <w:szCs w:val="21"/>
+          <w:lang w:eastAsia="es-ES"/>
+          <w14:ligatures w14:val="none"/>
+        </w:rPr>
+        <w:t>-color</w:t>
+      </w:r>
+      <w:r>
+        <w:rPr>
+          <w:rFonts w:ascii="Consolas" w:eastAsia="Times New Roman" w:hAnsi="Consolas" w:cs="Times New Roman"/>
+          <w:color w:val="D4D4D4"/>
+          <w:kern w:val="0"/>
+          <w:sz w:val="21"/>
+          <w:szCs w:val="21"/>
+          <w:lang w:eastAsia="es-ES"/>
+          <w14:ligatures w14:val="none"/>
+        </w:rPr>
+        <w:t xml:space="preserve">: </w:t>
+      </w:r>
+      <w:proofErr w:type="spellStart"/>
+      <w:r>
+        <w:rPr>
+          <w:rFonts w:ascii="Consolas" w:eastAsia="Times New Roman" w:hAnsi="Consolas" w:cs="Times New Roman"/>
+          <w:color w:val="D4D4D4"/>
+          <w:kern w:val="0"/>
+          <w:sz w:val="21"/>
+          <w:szCs w:val="21"/>
+          <w:lang w:eastAsia="es-ES"/>
+          <w14:ligatures w14:val="none"/>
+        </w:rPr>
+        <w:t>midnightblue</w:t>
+      </w:r>
+      <w:proofErr w:type="spellEnd"/>
+      <w:r>
+        <w:rPr>
+          <w:rFonts w:ascii="Consolas" w:eastAsia="Times New Roman" w:hAnsi="Consolas" w:cs="Times New Roman"/>
+          <w:color w:val="D4D4D4"/>
+          <w:kern w:val="0"/>
+          <w:sz w:val="21"/>
+          <w:szCs w:val="21"/>
+          <w:lang w:eastAsia="es-ES"/>
+          <w14:ligatures w14:val="none"/>
+        </w:rPr>
+        <w:t>;</w:t>
       </w:r>
     </w:p>
     <w:p>
@@ -1102,6 +1395,7 @@
           <w14:ligatures w14:val="none"/>
         </w:rPr>
       </w:pPr>
+      <w:proofErr w:type="gramStart"/>
       <w:r>
         <w:rPr>
           <w:rFonts w:ascii="Consolas" w:eastAsia="Times New Roman" w:hAnsi="Consolas" w:cs="Times New Roman"/>
@@ -1112,7 +1406,20 @@
           <w:lang w:eastAsia="es-ES"/>
           <w14:ligatures w14:val="none"/>
         </w:rPr>
-        <w:t>.selectores-</w:t>
+        <w:t>.selectores</w:t>
+      </w:r>
+      <w:proofErr w:type="gramEnd"/>
+      <w:r>
+        <w:rPr>
+          <w:rFonts w:ascii="Consolas" w:eastAsia="Times New Roman" w:hAnsi="Consolas" w:cs="Times New Roman"/>
+          <w:color w:val="D7BA7D"/>
+          <w:kern w:val="0"/>
+          <w:sz w:val="21"/>
+          <w:szCs w:val="21"/>
+          <w:lang w:eastAsia="es-ES"/>
+          <w14:ligatures w14:val="none"/>
+        </w:rPr>
+        <w:t>-</w:t>
       </w:r>
       <w:r>
         <w:rPr>
@@ -1162,6 +1469,7 @@
         </w:rPr>
         <w:t>[</w:t>
       </w:r>
+      <w:proofErr w:type="spellStart"/>
       <w:r>
         <w:rPr>
           <w:rFonts w:ascii="Consolas" w:eastAsia="Times New Roman" w:hAnsi="Consolas" w:cs="Times New Roman"/>
@@ -1174,6 +1482,7 @@
         </w:rPr>
         <w:t>class</w:t>
       </w:r>
+      <w:proofErr w:type="spellEnd"/>
       <w:r>
         <w:rPr>
           <w:rFonts w:ascii="Consolas" w:eastAsia="Times New Roman" w:hAnsi="Consolas" w:cs="Times New Roman"/>
@@ -1196,7 +1505,33 @@
           <w:lang w:eastAsia="es-ES"/>
           <w14:ligatures w14:val="none"/>
         </w:rPr>
-        <w:t>"menu"</w:t>
+        <w:t>"</w:t>
+      </w:r>
+      <w:proofErr w:type="spellStart"/>
+      <w:r>
+        <w:rPr>
+          <w:rFonts w:ascii="Consolas" w:eastAsia="Times New Roman" w:hAnsi="Consolas" w:cs="Times New Roman"/>
+          <w:color w:val="D4D4D4"/>
+          <w:kern w:val="0"/>
+          <w:sz w:val="21"/>
+          <w:szCs w:val="21"/>
+          <w:lang w:eastAsia="es-ES"/>
+          <w14:ligatures w14:val="none"/>
+        </w:rPr>
+        <w:t>menu</w:t>
+      </w:r>
+      <w:proofErr w:type="spellEnd"/>
+      <w:r>
+        <w:rPr>
+          <w:rFonts w:ascii="Consolas" w:eastAsia="Times New Roman" w:hAnsi="Consolas" w:cs="Times New Roman"/>
+          <w:color w:val="D4D4D4"/>
+          <w:kern w:val="0"/>
+          <w:sz w:val="21"/>
+          <w:szCs w:val="21"/>
+          <w:lang w:eastAsia="es-ES"/>
+          <w14:ligatures w14:val="none"/>
+        </w:rPr>
+        <w:t>"</w:t>
       </w:r>
       <w:r>
         <w:rPr>
@@ -1239,6 +1574,7 @@
         </w:rPr>
         <w:t xml:space="preserve">  </w:t>
       </w:r>
+      <w:proofErr w:type="spellStart"/>
       <w:r>
         <w:rPr>
           <w:rFonts w:ascii="Consolas" w:eastAsia="Times New Roman" w:hAnsi="Consolas" w:cs="Times New Roman"/>
@@ -1251,17 +1587,44 @@
         </w:rPr>
         <w:t>font-style</w:t>
       </w:r>
-      <w:r>
-        <w:rPr>
-          <w:rFonts w:ascii="Consolas" w:eastAsia="Times New Roman" w:hAnsi="Consolas" w:cs="Times New Roman"/>
-          <w:color w:val="D4D4D4"/>
-          <w:kern w:val="0"/>
-          <w:sz w:val="21"/>
-          <w:szCs w:val="21"/>
-          <w:lang w:eastAsia="es-ES"/>
-          <w14:ligatures w14:val="none"/>
-        </w:rPr>
-        <w:t>: italic;</w:t>
+      <w:proofErr w:type="spellEnd"/>
+      <w:r>
+        <w:rPr>
+          <w:rFonts w:ascii="Consolas" w:eastAsia="Times New Roman" w:hAnsi="Consolas" w:cs="Times New Roman"/>
+          <w:color w:val="D4D4D4"/>
+          <w:kern w:val="0"/>
+          <w:sz w:val="21"/>
+          <w:szCs w:val="21"/>
+          <w:lang w:eastAsia="es-ES"/>
+          <w14:ligatures w14:val="none"/>
+        </w:rPr>
+        <w:t xml:space="preserve">: </w:t>
+      </w:r>
+      <w:proofErr w:type="spellStart"/>
+      <w:r>
+        <w:rPr>
+          <w:rFonts w:ascii="Consolas" w:eastAsia="Times New Roman" w:hAnsi="Consolas" w:cs="Times New Roman"/>
+          <w:color w:val="D4D4D4"/>
+          <w:kern w:val="0"/>
+          <w:sz w:val="21"/>
+          <w:szCs w:val="21"/>
+          <w:lang w:eastAsia="es-ES"/>
+          <w14:ligatures w14:val="none"/>
+        </w:rPr>
+        <w:t>italic</w:t>
+      </w:r>
+      <w:proofErr w:type="spellEnd"/>
+      <w:r>
+        <w:rPr>
+          <w:rFonts w:ascii="Consolas" w:eastAsia="Times New Roman" w:hAnsi="Consolas" w:cs="Times New Roman"/>
+          <w:color w:val="D4D4D4"/>
+          <w:kern w:val="0"/>
+          <w:sz w:val="21"/>
+          <w:szCs w:val="21"/>
+          <w:lang w:eastAsia="es-ES"/>
+          <w14:ligatures w14:val="none"/>
+        </w:rPr>
+        <w:t>;</w:t>
       </w:r>
     </w:p>
     <w:p>
@@ -1378,182 +1741,328 @@
         </w:numPr>
         <w:jc w:val="both"/>
       </w:pPr>
+      <w:proofErr w:type="spellStart"/>
       <w:r>
         <w:t>Pseudoclases</w:t>
       </w:r>
-    </w:p>
-    <w:p>
-      <w:pPr>
-        <w:pStyle w:val="Prrafodelista"/>
-        <w:shd w:val="clear" w:color="auto" w:fill="1E1E1E"/>
-        <w:spacing w:after="0" w:line="285" w:lineRule="atLeast"/>
-        <w:jc w:val="both"/>
-        <w:rPr>
-          <w:rFonts w:ascii="Consolas" w:eastAsia="Times New Roman" w:hAnsi="Consolas" w:cs="Times New Roman"/>
-          <w:color w:val="D4D4D4"/>
-          <w:kern w:val="0"/>
-          <w:sz w:val="21"/>
-          <w:szCs w:val="21"/>
-          <w:lang w:eastAsia="es-ES"/>
-          <w14:ligatures w14:val="none"/>
-        </w:rPr>
-      </w:pPr>
-      <w:r>
-        <w:rPr>
-          <w:rFonts w:ascii="Consolas" w:eastAsia="Times New Roman" w:hAnsi="Consolas" w:cs="Times New Roman"/>
-          <w:color w:val="6A9955"/>
-          <w:kern w:val="0"/>
-          <w:sz w:val="21"/>
-          <w:szCs w:val="21"/>
-          <w:lang w:eastAsia="es-ES"/>
-          <w14:ligatures w14:val="none"/>
-        </w:rPr>
-        <w:t>aplica estos formatos a todos los elementos dentro de la clase form-pseudoclases</w:t>
-      </w:r>
-    </w:p>
-    <w:p>
-      <w:pPr>
-        <w:pStyle w:val="Prrafodelista"/>
-        <w:shd w:val="clear" w:color="auto" w:fill="1E1E1E"/>
-        <w:spacing w:after="0" w:line="285" w:lineRule="atLeast"/>
-        <w:jc w:val="both"/>
-        <w:rPr>
-          <w:rFonts w:ascii="Consolas" w:eastAsia="Times New Roman" w:hAnsi="Consolas" w:cs="Times New Roman"/>
-          <w:color w:val="D4D4D4"/>
-          <w:kern w:val="0"/>
-          <w:sz w:val="21"/>
-          <w:szCs w:val="21"/>
-          <w:lang w:eastAsia="es-ES"/>
-          <w14:ligatures w14:val="none"/>
-        </w:rPr>
-      </w:pPr>
-      <w:r>
-        <w:rPr>
-          <w:rFonts w:ascii="Consolas" w:eastAsia="Times New Roman" w:hAnsi="Consolas" w:cs="Times New Roman"/>
-          <w:color w:val="6A9955"/>
-          <w:kern w:val="0"/>
-          <w:sz w:val="21"/>
-          <w:szCs w:val="21"/>
-          <w:lang w:eastAsia="es-ES"/>
-          <w14:ligatures w14:val="none"/>
-        </w:rPr>
-        <w:t> los required con borde amarillo</w:t>
-      </w:r>
-    </w:p>
-    <w:p>
-      <w:pPr>
-        <w:pStyle w:val="Prrafodelista"/>
-        <w:shd w:val="clear" w:color="auto" w:fill="1E1E1E"/>
-        <w:spacing w:after="0" w:line="285" w:lineRule="atLeast"/>
-        <w:jc w:val="both"/>
-        <w:rPr>
-          <w:rFonts w:ascii="Consolas" w:eastAsia="Times New Roman" w:hAnsi="Consolas" w:cs="Times New Roman"/>
-          <w:color w:val="D4D4D4"/>
-          <w:kern w:val="0"/>
-          <w:sz w:val="21"/>
-          <w:szCs w:val="21"/>
-          <w:lang w:eastAsia="es-ES"/>
-          <w14:ligatures w14:val="none"/>
-        </w:rPr>
-      </w:pPr>
-      <w:r>
-        <w:rPr>
-          <w:rFonts w:ascii="Consolas" w:eastAsia="Times New Roman" w:hAnsi="Consolas" w:cs="Times New Roman"/>
-          <w:color w:val="6A9955"/>
-          <w:kern w:val="0"/>
-          <w:sz w:val="21"/>
-          <w:szCs w:val="21"/>
-          <w:lang w:eastAsia="es-ES"/>
-          <w14:ligatures w14:val="none"/>
-        </w:rPr>
-        <w:t xml:space="preserve"> los valid con borde verde </w:t>
-      </w:r>
-    </w:p>
-    <w:p>
-      <w:pPr>
-        <w:pStyle w:val="Prrafodelista"/>
-        <w:shd w:val="clear" w:color="auto" w:fill="1E1E1E"/>
-        <w:spacing w:after="0" w:line="285" w:lineRule="atLeast"/>
-        <w:jc w:val="both"/>
-        <w:rPr>
-          <w:rFonts w:ascii="Consolas" w:eastAsia="Times New Roman" w:hAnsi="Consolas" w:cs="Times New Roman"/>
-          <w:color w:val="D4D4D4"/>
-          <w:kern w:val="0"/>
-          <w:sz w:val="21"/>
-          <w:szCs w:val="21"/>
-          <w:lang w:eastAsia="es-ES"/>
-          <w14:ligatures w14:val="none"/>
-        </w:rPr>
-      </w:pPr>
-      <w:r>
-        <w:rPr>
-          <w:rFonts w:ascii="Consolas" w:eastAsia="Times New Roman" w:hAnsi="Consolas" w:cs="Times New Roman"/>
-          <w:color w:val="6A9955"/>
-          <w:kern w:val="0"/>
-          <w:sz w:val="21"/>
-          <w:szCs w:val="21"/>
-          <w:lang w:eastAsia="es-ES"/>
-          <w14:ligatures w14:val="none"/>
-        </w:rPr>
-        <w:t> Los invalid con borde rojo</w:t>
-      </w:r>
-    </w:p>
-    <w:p>
-      <w:pPr>
-        <w:pStyle w:val="Prrafodelista"/>
-        <w:shd w:val="clear" w:color="auto" w:fill="1E1E1E"/>
-        <w:spacing w:after="0" w:line="285" w:lineRule="atLeast"/>
-        <w:jc w:val="both"/>
-        <w:rPr>
-          <w:rFonts w:ascii="Consolas" w:eastAsia="Times New Roman" w:hAnsi="Consolas" w:cs="Times New Roman"/>
-          <w:color w:val="D4D4D4"/>
-          <w:kern w:val="0"/>
-          <w:sz w:val="21"/>
-          <w:szCs w:val="21"/>
-          <w:lang w:eastAsia="es-ES"/>
-          <w14:ligatures w14:val="none"/>
-        </w:rPr>
-      </w:pPr>
-      <w:r>
-        <w:rPr>
-          <w:rFonts w:ascii="Consolas" w:eastAsia="Times New Roman" w:hAnsi="Consolas" w:cs="Times New Roman"/>
-          <w:color w:val="6A9955"/>
-          <w:kern w:val="0"/>
-          <w:sz w:val="21"/>
-          <w:szCs w:val="21"/>
-          <w:lang w:eastAsia="es-ES"/>
-          <w14:ligatures w14:val="none"/>
-        </w:rPr>
-        <w:t> Los que tengan el focus con color de fondo azul</w:t>
-      </w:r>
-    </w:p>
-    <w:p>
-      <w:pPr>
-        <w:pStyle w:val="Prrafodelista"/>
-        <w:shd w:val="clear" w:color="auto" w:fill="1E1E1E"/>
-        <w:spacing w:after="0" w:line="285" w:lineRule="atLeast"/>
-        <w:jc w:val="both"/>
-        <w:rPr>
-          <w:rFonts w:ascii="Consolas" w:eastAsia="Times New Roman" w:hAnsi="Consolas" w:cs="Times New Roman"/>
-          <w:color w:val="6A9955"/>
-          <w:kern w:val="0"/>
-          <w:sz w:val="21"/>
-          <w:szCs w:val="21"/>
-          <w:lang w:eastAsia="es-ES"/>
-          <w14:ligatures w14:val="none"/>
-        </w:rPr>
-      </w:pPr>
-      <w:r>
-        <w:rPr>
-          <w:rFonts w:ascii="Consolas" w:eastAsia="Times New Roman" w:hAnsi="Consolas" w:cs="Times New Roman"/>
-          <w:color w:val="6A9955"/>
-          <w:kern w:val="0"/>
-          <w:sz w:val="21"/>
-          <w:szCs w:val="21"/>
-          <w:lang w:eastAsia="es-ES"/>
-          <w14:ligatures w14:val="none"/>
-        </w:rPr>
-        <w:t xml:space="preserve"> Los que estén disable con color de fondo </w:t>
+      <w:proofErr w:type="spellEnd"/>
+    </w:p>
+    <w:p>
+      <w:pPr>
+        <w:pStyle w:val="Prrafodelista"/>
+        <w:shd w:val="clear" w:color="auto" w:fill="1E1E1E"/>
+        <w:spacing w:after="0" w:line="285" w:lineRule="atLeast"/>
+        <w:jc w:val="both"/>
+        <w:rPr>
+          <w:rFonts w:ascii="Consolas" w:eastAsia="Times New Roman" w:hAnsi="Consolas" w:cs="Times New Roman"/>
+          <w:color w:val="D4D4D4"/>
+          <w:kern w:val="0"/>
+          <w:sz w:val="21"/>
+          <w:szCs w:val="21"/>
+          <w:lang w:eastAsia="es-ES"/>
+          <w14:ligatures w14:val="none"/>
+        </w:rPr>
+      </w:pPr>
+      <w:r>
+        <w:rPr>
+          <w:rFonts w:ascii="Consolas" w:eastAsia="Times New Roman" w:hAnsi="Consolas" w:cs="Times New Roman"/>
+          <w:color w:val="6A9955"/>
+          <w:kern w:val="0"/>
+          <w:sz w:val="21"/>
+          <w:szCs w:val="21"/>
+          <w:lang w:eastAsia="es-ES"/>
+          <w14:ligatures w14:val="none"/>
+        </w:rPr>
+        <w:t xml:space="preserve">aplica estos formatos a todos los elementos dentro de la clase </w:t>
+      </w:r>
+      <w:proofErr w:type="spellStart"/>
+      <w:r>
+        <w:rPr>
+          <w:rFonts w:ascii="Consolas" w:eastAsia="Times New Roman" w:hAnsi="Consolas" w:cs="Times New Roman"/>
+          <w:color w:val="6A9955"/>
+          <w:kern w:val="0"/>
+          <w:sz w:val="21"/>
+          <w:szCs w:val="21"/>
+          <w:lang w:eastAsia="es-ES"/>
+          <w14:ligatures w14:val="none"/>
+        </w:rPr>
+        <w:t>form-pseudoclases</w:t>
+      </w:r>
+      <w:proofErr w:type="spellEnd"/>
+    </w:p>
+    <w:p>
+      <w:pPr>
+        <w:pStyle w:val="Prrafodelista"/>
+        <w:shd w:val="clear" w:color="auto" w:fill="1E1E1E"/>
+        <w:spacing w:after="0" w:line="285" w:lineRule="atLeast"/>
+        <w:jc w:val="both"/>
+        <w:rPr>
+          <w:rFonts w:ascii="Consolas" w:eastAsia="Times New Roman" w:hAnsi="Consolas" w:cs="Times New Roman"/>
+          <w:color w:val="D4D4D4"/>
+          <w:kern w:val="0"/>
+          <w:sz w:val="21"/>
+          <w:szCs w:val="21"/>
+          <w:lang w:eastAsia="es-ES"/>
+          <w14:ligatures w14:val="none"/>
+        </w:rPr>
+      </w:pPr>
+      <w:r>
+        <w:rPr>
+          <w:rFonts w:ascii="Consolas" w:eastAsia="Times New Roman" w:hAnsi="Consolas" w:cs="Times New Roman"/>
+          <w:color w:val="6A9955"/>
+          <w:kern w:val="0"/>
+          <w:sz w:val="21"/>
+          <w:szCs w:val="21"/>
+          <w:lang w:eastAsia="es-ES"/>
+          <w14:ligatures w14:val="none"/>
+        </w:rPr>
+        <w:t xml:space="preserve"> los </w:t>
+      </w:r>
+      <w:proofErr w:type="spellStart"/>
+      <w:r>
+        <w:rPr>
+          <w:rFonts w:ascii="Consolas" w:eastAsia="Times New Roman" w:hAnsi="Consolas" w:cs="Times New Roman"/>
+          <w:color w:val="6A9955"/>
+          <w:kern w:val="0"/>
+          <w:sz w:val="21"/>
+          <w:szCs w:val="21"/>
+          <w:lang w:eastAsia="es-ES"/>
+          <w14:ligatures w14:val="none"/>
+        </w:rPr>
+        <w:t>required</w:t>
+      </w:r>
+      <w:proofErr w:type="spellEnd"/>
+      <w:r>
+        <w:rPr>
+          <w:rFonts w:ascii="Consolas" w:eastAsia="Times New Roman" w:hAnsi="Consolas" w:cs="Times New Roman"/>
+          <w:color w:val="6A9955"/>
+          <w:kern w:val="0"/>
+          <w:sz w:val="21"/>
+          <w:szCs w:val="21"/>
+          <w:lang w:eastAsia="es-ES"/>
+          <w14:ligatures w14:val="none"/>
+        </w:rPr>
+        <w:t xml:space="preserve"> con borde amarillo</w:t>
+      </w:r>
+    </w:p>
+    <w:p>
+      <w:pPr>
+        <w:pStyle w:val="Prrafodelista"/>
+        <w:shd w:val="clear" w:color="auto" w:fill="1E1E1E"/>
+        <w:spacing w:after="0" w:line="285" w:lineRule="atLeast"/>
+        <w:jc w:val="both"/>
+        <w:rPr>
+          <w:rFonts w:ascii="Consolas" w:eastAsia="Times New Roman" w:hAnsi="Consolas" w:cs="Times New Roman"/>
+          <w:color w:val="D4D4D4"/>
+          <w:kern w:val="0"/>
+          <w:sz w:val="21"/>
+          <w:szCs w:val="21"/>
+          <w:lang w:eastAsia="es-ES"/>
+          <w14:ligatures w14:val="none"/>
+        </w:rPr>
+      </w:pPr>
+      <w:r>
+        <w:rPr>
+          <w:rFonts w:ascii="Consolas" w:eastAsia="Times New Roman" w:hAnsi="Consolas" w:cs="Times New Roman"/>
+          <w:color w:val="6A9955"/>
+          <w:kern w:val="0"/>
+          <w:sz w:val="21"/>
+          <w:szCs w:val="21"/>
+          <w:lang w:eastAsia="es-ES"/>
+          <w14:ligatures w14:val="none"/>
+        </w:rPr>
+        <w:t xml:space="preserve"> los </w:t>
+      </w:r>
+      <w:proofErr w:type="spellStart"/>
+      <w:r>
+        <w:rPr>
+          <w:rFonts w:ascii="Consolas" w:eastAsia="Times New Roman" w:hAnsi="Consolas" w:cs="Times New Roman"/>
+          <w:color w:val="6A9955"/>
+          <w:kern w:val="0"/>
+          <w:sz w:val="21"/>
+          <w:szCs w:val="21"/>
+          <w:lang w:eastAsia="es-ES"/>
+          <w14:ligatures w14:val="none"/>
+        </w:rPr>
+        <w:t>valid</w:t>
+      </w:r>
+      <w:proofErr w:type="spellEnd"/>
+      <w:r>
+        <w:rPr>
+          <w:rFonts w:ascii="Consolas" w:eastAsia="Times New Roman" w:hAnsi="Consolas" w:cs="Times New Roman"/>
+          <w:color w:val="6A9955"/>
+          <w:kern w:val="0"/>
+          <w:sz w:val="21"/>
+          <w:szCs w:val="21"/>
+          <w:lang w:eastAsia="es-ES"/>
+          <w14:ligatures w14:val="none"/>
+        </w:rPr>
+        <w:t xml:space="preserve"> con borde verde </w:t>
+      </w:r>
+    </w:p>
+    <w:p>
+      <w:pPr>
+        <w:pStyle w:val="Prrafodelista"/>
+        <w:shd w:val="clear" w:color="auto" w:fill="1E1E1E"/>
+        <w:spacing w:after="0" w:line="285" w:lineRule="atLeast"/>
+        <w:jc w:val="both"/>
+        <w:rPr>
+          <w:rFonts w:ascii="Consolas" w:eastAsia="Times New Roman" w:hAnsi="Consolas" w:cs="Times New Roman"/>
+          <w:color w:val="D4D4D4"/>
+          <w:kern w:val="0"/>
+          <w:sz w:val="21"/>
+          <w:szCs w:val="21"/>
+          <w:lang w:eastAsia="es-ES"/>
+          <w14:ligatures w14:val="none"/>
+        </w:rPr>
+      </w:pPr>
+      <w:r>
+        <w:rPr>
+          <w:rFonts w:ascii="Consolas" w:eastAsia="Times New Roman" w:hAnsi="Consolas" w:cs="Times New Roman"/>
+          <w:color w:val="6A9955"/>
+          <w:kern w:val="0"/>
+          <w:sz w:val="21"/>
+          <w:szCs w:val="21"/>
+          <w:lang w:eastAsia="es-ES"/>
+          <w14:ligatures w14:val="none"/>
+        </w:rPr>
+        <w:t xml:space="preserve"> Los </w:t>
+      </w:r>
+      <w:proofErr w:type="spellStart"/>
+      <w:r>
+        <w:rPr>
+          <w:rFonts w:ascii="Consolas" w:eastAsia="Times New Roman" w:hAnsi="Consolas" w:cs="Times New Roman"/>
+          <w:color w:val="6A9955"/>
+          <w:kern w:val="0"/>
+          <w:sz w:val="21"/>
+          <w:szCs w:val="21"/>
+          <w:lang w:eastAsia="es-ES"/>
+          <w14:ligatures w14:val="none"/>
+        </w:rPr>
+        <w:t>invalid</w:t>
+      </w:r>
+      <w:proofErr w:type="spellEnd"/>
+      <w:r>
+        <w:rPr>
+          <w:rFonts w:ascii="Consolas" w:eastAsia="Times New Roman" w:hAnsi="Consolas" w:cs="Times New Roman"/>
+          <w:color w:val="6A9955"/>
+          <w:kern w:val="0"/>
+          <w:sz w:val="21"/>
+          <w:szCs w:val="21"/>
+          <w:lang w:eastAsia="es-ES"/>
+          <w14:ligatures w14:val="none"/>
+        </w:rPr>
+        <w:t xml:space="preserve"> con borde rojo</w:t>
+      </w:r>
+    </w:p>
+    <w:p>
+      <w:pPr>
+        <w:pStyle w:val="Prrafodelista"/>
+        <w:shd w:val="clear" w:color="auto" w:fill="1E1E1E"/>
+        <w:spacing w:after="0" w:line="285" w:lineRule="atLeast"/>
+        <w:jc w:val="both"/>
+        <w:rPr>
+          <w:rFonts w:ascii="Consolas" w:eastAsia="Times New Roman" w:hAnsi="Consolas" w:cs="Times New Roman"/>
+          <w:color w:val="D4D4D4"/>
+          <w:kern w:val="0"/>
+          <w:sz w:val="21"/>
+          <w:szCs w:val="21"/>
+          <w:lang w:eastAsia="es-ES"/>
+          <w14:ligatures w14:val="none"/>
+        </w:rPr>
+      </w:pPr>
+      <w:r>
+        <w:rPr>
+          <w:rFonts w:ascii="Consolas" w:eastAsia="Times New Roman" w:hAnsi="Consolas" w:cs="Times New Roman"/>
+          <w:color w:val="6A9955"/>
+          <w:kern w:val="0"/>
+          <w:sz w:val="21"/>
+          <w:szCs w:val="21"/>
+          <w:lang w:eastAsia="es-ES"/>
+          <w14:ligatures w14:val="none"/>
+        </w:rPr>
+        <w:t xml:space="preserve"> Los que tengan el </w:t>
+      </w:r>
+      <w:proofErr w:type="spellStart"/>
+      <w:r>
+        <w:rPr>
+          <w:rFonts w:ascii="Consolas" w:eastAsia="Times New Roman" w:hAnsi="Consolas" w:cs="Times New Roman"/>
+          <w:color w:val="6A9955"/>
+          <w:kern w:val="0"/>
+          <w:sz w:val="21"/>
+          <w:szCs w:val="21"/>
+          <w:lang w:eastAsia="es-ES"/>
+          <w14:ligatures w14:val="none"/>
+        </w:rPr>
+        <w:t>focus</w:t>
+      </w:r>
+      <w:proofErr w:type="spellEnd"/>
+      <w:r>
+        <w:rPr>
+          <w:rFonts w:ascii="Consolas" w:eastAsia="Times New Roman" w:hAnsi="Consolas" w:cs="Times New Roman"/>
+          <w:color w:val="6A9955"/>
+          <w:kern w:val="0"/>
+          <w:sz w:val="21"/>
+          <w:szCs w:val="21"/>
+          <w:lang w:eastAsia="es-ES"/>
+          <w14:ligatures w14:val="none"/>
+        </w:rPr>
+        <w:t xml:space="preserve"> con color de fondo azul</w:t>
+      </w:r>
+    </w:p>
+    <w:p>
+      <w:pPr>
+        <w:pStyle w:val="Prrafodelista"/>
+        <w:shd w:val="clear" w:color="auto" w:fill="1E1E1E"/>
+        <w:spacing w:after="0" w:line="285" w:lineRule="atLeast"/>
+        <w:jc w:val="both"/>
+        <w:rPr>
+          <w:rFonts w:ascii="Consolas" w:eastAsia="Times New Roman" w:hAnsi="Consolas" w:cs="Times New Roman"/>
+          <w:color w:val="6A9955"/>
+          <w:kern w:val="0"/>
+          <w:sz w:val="21"/>
+          <w:szCs w:val="21"/>
+          <w:lang w:eastAsia="es-ES"/>
+          <w14:ligatures w14:val="none"/>
+        </w:rPr>
+      </w:pPr>
+      <w:r>
+        <w:rPr>
+          <w:rFonts w:ascii="Consolas" w:eastAsia="Times New Roman" w:hAnsi="Consolas" w:cs="Times New Roman"/>
+          <w:color w:val="6A9955"/>
+          <w:kern w:val="0"/>
+          <w:sz w:val="21"/>
+          <w:szCs w:val="21"/>
+          <w:lang w:eastAsia="es-ES"/>
+          <w14:ligatures w14:val="none"/>
+        </w:rPr>
+        <w:t xml:space="preserve"> Los que estén </w:t>
+      </w:r>
+      <w:proofErr w:type="spellStart"/>
+      <w:r>
+        <w:rPr>
+          <w:rFonts w:ascii="Consolas" w:eastAsia="Times New Roman" w:hAnsi="Consolas" w:cs="Times New Roman"/>
+          <w:color w:val="6A9955"/>
+          <w:kern w:val="0"/>
+          <w:sz w:val="21"/>
+          <w:szCs w:val="21"/>
+          <w:lang w:eastAsia="es-ES"/>
+          <w14:ligatures w14:val="none"/>
+        </w:rPr>
+        <w:t>disable</w:t>
+      </w:r>
+      <w:proofErr w:type="spellEnd"/>
+      <w:r>
+        <w:rPr>
+          <w:rFonts w:ascii="Consolas" w:eastAsia="Times New Roman" w:hAnsi="Consolas" w:cs="Times New Roman"/>
+          <w:color w:val="6A9955"/>
+          <w:kern w:val="0"/>
+          <w:sz w:val="21"/>
+          <w:szCs w:val="21"/>
+          <w:lang w:eastAsia="es-ES"/>
+          <w14:ligatures w14:val="none"/>
+        </w:rPr>
+        <w:t xml:space="preserve"> con color de fondo </w:t>
       </w:r>
       <w:r>
         <w:rPr>
@@ -1590,36 +2099,145 @@
         <w:jc w:val="both"/>
       </w:pPr>
       <w:r>
-        <w:t>*-child</w:t>
-      </w:r>
-    </w:p>
-    <w:p>
-      <w:pPr>
-        <w:pStyle w:val="Prrafodelista"/>
-        <w:shd w:val="clear" w:color="auto" w:fill="1E1E1E"/>
-        <w:spacing w:after="0" w:line="285" w:lineRule="atLeast"/>
-        <w:jc w:val="both"/>
-        <w:rPr>
-          <w:rFonts w:ascii="Consolas" w:eastAsia="Times New Roman" w:hAnsi="Consolas" w:cs="Times New Roman"/>
-          <w:color w:val="D4D4D4"/>
-          <w:kern w:val="0"/>
-          <w:sz w:val="21"/>
-          <w:szCs w:val="21"/>
-          <w:lang w:eastAsia="es-ES"/>
-          <w14:ligatures w14:val="none"/>
-        </w:rPr>
-      </w:pPr>
-      <w:r>
-        <w:rPr>
-          <w:rFonts w:ascii="Consolas" w:eastAsia="Times New Roman" w:hAnsi="Consolas" w:cs="Times New Roman"/>
-          <w:color w:val="6A9955"/>
-          <w:kern w:val="0"/>
-          <w:sz w:val="21"/>
-          <w:szCs w:val="21"/>
-          <w:lang w:eastAsia="es-ES"/>
-          <w14:ligatures w14:val="none"/>
-        </w:rPr>
-        <w:t>/* dentro de el elemento con la clase .lista-pseudoclases crear los sigueintes formatos.</w:t>
+        <w:t>*-</w:t>
+      </w:r>
+      <w:proofErr w:type="spellStart"/>
+      <w:r>
+        <w:t>child</w:t>
+      </w:r>
+      <w:proofErr w:type="spellEnd"/>
+    </w:p>
+    <w:p>
+      <w:pPr>
+        <w:pStyle w:val="Prrafodelista"/>
+        <w:shd w:val="clear" w:color="auto" w:fill="1E1E1E"/>
+        <w:spacing w:after="0" w:line="285" w:lineRule="atLeast"/>
+        <w:jc w:val="both"/>
+        <w:rPr>
+          <w:rFonts w:ascii="Consolas" w:eastAsia="Times New Roman" w:hAnsi="Consolas" w:cs="Times New Roman"/>
+          <w:color w:val="D4D4D4"/>
+          <w:kern w:val="0"/>
+          <w:sz w:val="21"/>
+          <w:szCs w:val="21"/>
+          <w:lang w:eastAsia="es-ES"/>
+          <w14:ligatures w14:val="none"/>
+        </w:rPr>
+      </w:pPr>
+      <w:r>
+        <w:rPr>
+          <w:rFonts w:ascii="Consolas" w:eastAsia="Times New Roman" w:hAnsi="Consolas" w:cs="Times New Roman"/>
+          <w:color w:val="6A9955"/>
+          <w:kern w:val="0"/>
+          <w:sz w:val="21"/>
+          <w:szCs w:val="21"/>
+          <w:lang w:eastAsia="es-ES"/>
+          <w14:ligatures w14:val="none"/>
+        </w:rPr>
+        <w:t xml:space="preserve">/* dentro </w:t>
+      </w:r>
+      <w:proofErr w:type="spellStart"/>
+      <w:r>
+        <w:rPr>
+          <w:rFonts w:ascii="Consolas" w:eastAsia="Times New Roman" w:hAnsi="Consolas" w:cs="Times New Roman"/>
+          <w:color w:val="6A9955"/>
+          <w:kern w:val="0"/>
+          <w:sz w:val="21"/>
+          <w:szCs w:val="21"/>
+          <w:lang w:eastAsia="es-ES"/>
+          <w14:ligatures w14:val="none"/>
+        </w:rPr>
+        <w:t>de el</w:t>
+      </w:r>
+      <w:proofErr w:type="spellEnd"/>
+      <w:r>
+        <w:rPr>
+          <w:rFonts w:ascii="Consolas" w:eastAsia="Times New Roman" w:hAnsi="Consolas" w:cs="Times New Roman"/>
+          <w:color w:val="6A9955"/>
+          <w:kern w:val="0"/>
+          <w:sz w:val="21"/>
+          <w:szCs w:val="21"/>
+          <w:lang w:eastAsia="es-ES"/>
+          <w14:ligatures w14:val="none"/>
+        </w:rPr>
+        <w:t xml:space="preserve"> elemento con la </w:t>
+      </w:r>
+      <w:proofErr w:type="gramStart"/>
+      <w:r>
+        <w:rPr>
+          <w:rFonts w:ascii="Consolas" w:eastAsia="Times New Roman" w:hAnsi="Consolas" w:cs="Times New Roman"/>
+          <w:color w:val="6A9955"/>
+          <w:kern w:val="0"/>
+          <w:sz w:val="21"/>
+          <w:szCs w:val="21"/>
+          <w:lang w:eastAsia="es-ES"/>
+          <w14:ligatures w14:val="none"/>
+        </w:rPr>
+        <w:t>clase .lista</w:t>
+      </w:r>
+      <w:proofErr w:type="gramEnd"/>
+      <w:r>
+        <w:rPr>
+          <w:rFonts w:ascii="Consolas" w:eastAsia="Times New Roman" w:hAnsi="Consolas" w:cs="Times New Roman"/>
+          <w:color w:val="6A9955"/>
+          <w:kern w:val="0"/>
+          <w:sz w:val="21"/>
+          <w:szCs w:val="21"/>
+          <w:lang w:eastAsia="es-ES"/>
+          <w14:ligatures w14:val="none"/>
+        </w:rPr>
+        <w:t>-</w:t>
+      </w:r>
+      <w:proofErr w:type="spellStart"/>
+      <w:r>
+        <w:rPr>
+          <w:rFonts w:ascii="Consolas" w:eastAsia="Times New Roman" w:hAnsi="Consolas" w:cs="Times New Roman"/>
+          <w:color w:val="6A9955"/>
+          <w:kern w:val="0"/>
+          <w:sz w:val="21"/>
+          <w:szCs w:val="21"/>
+          <w:lang w:eastAsia="es-ES"/>
+          <w14:ligatures w14:val="none"/>
+        </w:rPr>
+        <w:t>pseudoclases</w:t>
+      </w:r>
+      <w:proofErr w:type="spellEnd"/>
+      <w:r>
+        <w:rPr>
+          <w:rFonts w:ascii="Consolas" w:eastAsia="Times New Roman" w:hAnsi="Consolas" w:cs="Times New Roman"/>
+          <w:color w:val="6A9955"/>
+          <w:kern w:val="0"/>
+          <w:sz w:val="21"/>
+          <w:szCs w:val="21"/>
+          <w:lang w:eastAsia="es-ES"/>
+          <w14:ligatures w14:val="none"/>
+        </w:rPr>
+        <w:t xml:space="preserve"> crear los </w:t>
+      </w:r>
+      <w:proofErr w:type="spellStart"/>
+      <w:r>
+        <w:rPr>
+          <w:rFonts w:ascii="Consolas" w:eastAsia="Times New Roman" w:hAnsi="Consolas" w:cs="Times New Roman"/>
+          <w:color w:val="6A9955"/>
+          <w:kern w:val="0"/>
+          <w:sz w:val="21"/>
+          <w:szCs w:val="21"/>
+          <w:lang w:eastAsia="es-ES"/>
+          <w14:ligatures w14:val="none"/>
+        </w:rPr>
+        <w:t>sigueintes</w:t>
+      </w:r>
+      <w:proofErr w:type="spellEnd"/>
+      <w:r>
+        <w:rPr>
+          <w:rFonts w:ascii="Consolas" w:eastAsia="Times New Roman" w:hAnsi="Consolas" w:cs="Times New Roman"/>
+          <w:color w:val="6A9955"/>
+          <w:kern w:val="0"/>
+          <w:sz w:val="21"/>
+          <w:szCs w:val="21"/>
+          <w:lang w:eastAsia="es-ES"/>
+          <w14:ligatures w14:val="none"/>
+        </w:rPr>
+        <w:t xml:space="preserve"> formatos.</w:t>
       </w:r>
     </w:p>
     <w:p>
@@ -1783,65 +2401,183 @@
           <w:lang w:eastAsia="es-ES"/>
           <w14:ligatures w14:val="none"/>
         </w:rPr>
-        <w:t xml:space="preserve"> con tamali de texto 40px </w:t>
-      </w:r>
-    </w:p>
-    <w:p>
-      <w:pPr>
-        <w:pStyle w:val="Prrafodelista"/>
-        <w:shd w:val="clear" w:color="auto" w:fill="1E1E1E"/>
-        <w:spacing w:after="0" w:line="285" w:lineRule="atLeast"/>
-        <w:jc w:val="both"/>
-        <w:rPr>
-          <w:rFonts w:ascii="Consolas" w:eastAsia="Times New Roman" w:hAnsi="Consolas" w:cs="Times New Roman"/>
-          <w:color w:val="D4D4D4"/>
-          <w:kern w:val="0"/>
-          <w:sz w:val="21"/>
-          <w:szCs w:val="21"/>
-          <w:lang w:eastAsia="es-ES"/>
-          <w14:ligatures w14:val="none"/>
-        </w:rPr>
-      </w:pPr>
-      <w:r>
-        <w:rPr>
-          <w:rFonts w:ascii="Consolas" w:eastAsia="Times New Roman" w:hAnsi="Consolas" w:cs="Times New Roman"/>
-          <w:color w:val="6A9955"/>
-          <w:kern w:val="0"/>
-          <w:sz w:val="21"/>
-          <w:szCs w:val="21"/>
-          <w:lang w:eastAsia="es-ES"/>
-          <w14:ligatures w14:val="none"/>
-        </w:rPr>
-        <w:t>Los elementos pares con con color de fondo amarillo y los impares color de fondo naranjaç</w:t>
-      </w:r>
-    </w:p>
-    <w:p>
-      <w:pPr>
-        <w:pStyle w:val="Prrafodelista"/>
-        <w:shd w:val="clear" w:color="auto" w:fill="1E1E1E"/>
-        <w:spacing w:after="0" w:line="285" w:lineRule="atLeast"/>
-        <w:jc w:val="both"/>
-        <w:rPr>
-          <w:rFonts w:ascii="Consolas" w:eastAsia="Times New Roman" w:hAnsi="Consolas" w:cs="Times New Roman"/>
-          <w:color w:val="D4D4D4"/>
-          <w:kern w:val="0"/>
-          <w:sz w:val="21"/>
-          <w:szCs w:val="21"/>
-          <w:lang w:eastAsia="es-ES"/>
-          <w14:ligatures w14:val="none"/>
-        </w:rPr>
-      </w:pPr>
-      <w:r>
-        <w:rPr>
-          <w:rFonts w:ascii="Consolas" w:eastAsia="Times New Roman" w:hAnsi="Consolas" w:cs="Times New Roman"/>
-          <w:color w:val="6A9955"/>
-          <w:kern w:val="0"/>
-          <w:sz w:val="21"/>
-          <w:szCs w:val="21"/>
-          <w:lang w:eastAsia="es-ES"/>
-          <w14:ligatures w14:val="none"/>
-        </w:rPr>
-        <w:t xml:space="preserve">¿Para que vale estas pseudoclases </w:t>
+        <w:t xml:space="preserve"> con </w:t>
+      </w:r>
+      <w:proofErr w:type="spellStart"/>
+      <w:r>
+        <w:rPr>
+          <w:rFonts w:ascii="Consolas" w:eastAsia="Times New Roman" w:hAnsi="Consolas" w:cs="Times New Roman"/>
+          <w:color w:val="6A9955"/>
+          <w:kern w:val="0"/>
+          <w:sz w:val="21"/>
+          <w:szCs w:val="21"/>
+          <w:lang w:eastAsia="es-ES"/>
+          <w14:ligatures w14:val="none"/>
+        </w:rPr>
+        <w:t>tamali</w:t>
+      </w:r>
+      <w:proofErr w:type="spellEnd"/>
+      <w:r>
+        <w:rPr>
+          <w:rFonts w:ascii="Consolas" w:eastAsia="Times New Roman" w:hAnsi="Consolas" w:cs="Times New Roman"/>
+          <w:color w:val="6A9955"/>
+          <w:kern w:val="0"/>
+          <w:sz w:val="21"/>
+          <w:szCs w:val="21"/>
+          <w:lang w:eastAsia="es-ES"/>
+          <w14:ligatures w14:val="none"/>
+        </w:rPr>
+        <w:t xml:space="preserve"> de texto 40px </w:t>
+      </w:r>
+    </w:p>
+    <w:p>
+      <w:pPr>
+        <w:pStyle w:val="Prrafodelista"/>
+        <w:shd w:val="clear" w:color="auto" w:fill="1E1E1E"/>
+        <w:spacing w:after="0" w:line="285" w:lineRule="atLeast"/>
+        <w:jc w:val="both"/>
+        <w:rPr>
+          <w:rFonts w:ascii="Consolas" w:eastAsia="Times New Roman" w:hAnsi="Consolas" w:cs="Times New Roman"/>
+          <w:color w:val="D4D4D4"/>
+          <w:kern w:val="0"/>
+          <w:sz w:val="21"/>
+          <w:szCs w:val="21"/>
+          <w:lang w:eastAsia="es-ES"/>
+          <w14:ligatures w14:val="none"/>
+        </w:rPr>
+      </w:pPr>
+      <w:r>
+        <w:rPr>
+          <w:rFonts w:ascii="Consolas" w:eastAsia="Times New Roman" w:hAnsi="Consolas" w:cs="Times New Roman"/>
+          <w:color w:val="6A9955"/>
+          <w:kern w:val="0"/>
+          <w:sz w:val="21"/>
+          <w:szCs w:val="21"/>
+          <w:lang w:eastAsia="es-ES"/>
+          <w14:ligatures w14:val="none"/>
+        </w:rPr>
+        <w:t xml:space="preserve">Los elementos pares con </w:t>
+      </w:r>
+      <w:proofErr w:type="spellStart"/>
+      <w:r>
+        <w:rPr>
+          <w:rFonts w:ascii="Consolas" w:eastAsia="Times New Roman" w:hAnsi="Consolas" w:cs="Times New Roman"/>
+          <w:color w:val="6A9955"/>
+          <w:kern w:val="0"/>
+          <w:sz w:val="21"/>
+          <w:szCs w:val="21"/>
+          <w:lang w:eastAsia="es-ES"/>
+          <w14:ligatures w14:val="none"/>
+        </w:rPr>
+        <w:t>con</w:t>
+      </w:r>
+      <w:proofErr w:type="spellEnd"/>
+      <w:r>
+        <w:rPr>
+          <w:rFonts w:ascii="Consolas" w:eastAsia="Times New Roman" w:hAnsi="Consolas" w:cs="Times New Roman"/>
+          <w:color w:val="6A9955"/>
+          <w:kern w:val="0"/>
+          <w:sz w:val="21"/>
+          <w:szCs w:val="21"/>
+          <w:lang w:eastAsia="es-ES"/>
+          <w14:ligatures w14:val="none"/>
+        </w:rPr>
+        <w:t xml:space="preserve"> color de fondo amarillo y los </w:t>
+      </w:r>
+      <w:proofErr w:type="gramStart"/>
+      <w:r>
+        <w:rPr>
+          <w:rFonts w:ascii="Consolas" w:eastAsia="Times New Roman" w:hAnsi="Consolas" w:cs="Times New Roman"/>
+          <w:color w:val="6A9955"/>
+          <w:kern w:val="0"/>
+          <w:sz w:val="21"/>
+          <w:szCs w:val="21"/>
+          <w:lang w:eastAsia="es-ES"/>
+          <w14:ligatures w14:val="none"/>
+        </w:rPr>
+        <w:t>impares color</w:t>
+      </w:r>
+      <w:proofErr w:type="gramEnd"/>
+      <w:r>
+        <w:rPr>
+          <w:rFonts w:ascii="Consolas" w:eastAsia="Times New Roman" w:hAnsi="Consolas" w:cs="Times New Roman"/>
+          <w:color w:val="6A9955"/>
+          <w:kern w:val="0"/>
+          <w:sz w:val="21"/>
+          <w:szCs w:val="21"/>
+          <w:lang w:eastAsia="es-ES"/>
+          <w14:ligatures w14:val="none"/>
+        </w:rPr>
+        <w:t xml:space="preserve"> de fondo </w:t>
+      </w:r>
+      <w:proofErr w:type="spellStart"/>
+      <w:r>
+        <w:rPr>
+          <w:rFonts w:ascii="Consolas" w:eastAsia="Times New Roman" w:hAnsi="Consolas" w:cs="Times New Roman"/>
+          <w:color w:val="6A9955"/>
+          <w:kern w:val="0"/>
+          <w:sz w:val="21"/>
+          <w:szCs w:val="21"/>
+          <w:lang w:eastAsia="es-ES"/>
+          <w14:ligatures w14:val="none"/>
+        </w:rPr>
+        <w:t>naranjaç</w:t>
+      </w:r>
+      <w:proofErr w:type="spellEnd"/>
+    </w:p>
+    <w:p>
+      <w:pPr>
+        <w:pStyle w:val="Prrafodelista"/>
+        <w:shd w:val="clear" w:color="auto" w:fill="1E1E1E"/>
+        <w:spacing w:after="0" w:line="285" w:lineRule="atLeast"/>
+        <w:jc w:val="both"/>
+        <w:rPr>
+          <w:rFonts w:ascii="Consolas" w:eastAsia="Times New Roman" w:hAnsi="Consolas" w:cs="Times New Roman"/>
+          <w:color w:val="D4D4D4"/>
+          <w:kern w:val="0"/>
+          <w:sz w:val="21"/>
+          <w:szCs w:val="21"/>
+          <w:lang w:eastAsia="es-ES"/>
+          <w14:ligatures w14:val="none"/>
+        </w:rPr>
+      </w:pPr>
+      <w:r>
+        <w:rPr>
+          <w:rFonts w:ascii="Consolas" w:eastAsia="Times New Roman" w:hAnsi="Consolas" w:cs="Times New Roman"/>
+          <w:color w:val="6A9955"/>
+          <w:kern w:val="0"/>
+          <w:sz w:val="21"/>
+          <w:szCs w:val="21"/>
+          <w:lang w:eastAsia="es-ES"/>
+          <w14:ligatures w14:val="none"/>
+        </w:rPr>
+        <w:t xml:space="preserve">¿Para que vale estas </w:t>
+      </w:r>
+      <w:proofErr w:type="spellStart"/>
+      <w:r>
+        <w:rPr>
+          <w:rFonts w:ascii="Consolas" w:eastAsia="Times New Roman" w:hAnsi="Consolas" w:cs="Times New Roman"/>
+          <w:color w:val="6A9955"/>
+          <w:kern w:val="0"/>
+          <w:sz w:val="21"/>
+          <w:szCs w:val="21"/>
+          <w:lang w:eastAsia="es-ES"/>
+          <w14:ligatures w14:val="none"/>
+        </w:rPr>
+        <w:t>pseudoclases</w:t>
+      </w:r>
+      <w:proofErr w:type="spellEnd"/>
+      <w:r>
+        <w:rPr>
+          <w:rFonts w:ascii="Consolas" w:eastAsia="Times New Roman" w:hAnsi="Consolas" w:cs="Times New Roman"/>
+          <w:color w:val="6A9955"/>
+          <w:kern w:val="0"/>
+          <w:sz w:val="21"/>
+          <w:szCs w:val="21"/>
+          <w:lang w:eastAsia="es-ES"/>
+          <w14:ligatures w14:val="none"/>
+        </w:rPr>
+        <w:t xml:space="preserve"> </w:t>
       </w:r>
     </w:p>
     <w:p>
@@ -1860,6 +2596,7 @@
           <w14:ligatures w14:val="none"/>
         </w:rPr>
       </w:pPr>
+      <w:proofErr w:type="gramStart"/>
       <w:r>
         <w:rPr>
           <w:rFonts w:ascii="Consolas" w:eastAsia="Times New Roman" w:hAnsi="Consolas" w:cs="Times New Roman"/>
@@ -1870,44 +2607,40 @@
           <w:lang w:val="en-US" w:eastAsia="es-ES"/>
           <w14:ligatures w14:val="none"/>
         </w:rPr>
-        <w:t xml:space="preserve">p:first-of-type </w:t>
-      </w:r>
-    </w:p>
-    <w:p>
-      <w:pPr>
-        <w:pStyle w:val="Prrafodelista"/>
-        <w:shd w:val="clear" w:color="auto" w:fill="1E1E1E"/>
-        <w:spacing w:after="0" w:line="285" w:lineRule="atLeast"/>
-        <w:jc w:val="both"/>
-        <w:rPr>
-          <w:rFonts w:ascii="Consolas" w:eastAsia="Times New Roman" w:hAnsi="Consolas" w:cs="Times New Roman"/>
-          <w:color w:val="D4D4D4"/>
+        <w:t>p:first</w:t>
+      </w:r>
+      <w:proofErr w:type="gramEnd"/>
+      <w:r>
+        <w:rPr>
+          <w:rFonts w:ascii="Consolas" w:eastAsia="Times New Roman" w:hAnsi="Consolas" w:cs="Times New Roman"/>
+          <w:color w:val="6A9955"/>
           <w:kern w:val="0"/>
           <w:sz w:val="21"/>
           <w:szCs w:val="21"/>
           <w:lang w:val="en-US" w:eastAsia="es-ES"/>
           <w14:ligatures w14:val="none"/>
         </w:rPr>
-      </w:pPr>
-      <w:r>
-        <w:rPr>
-          <w:rFonts w:ascii="Consolas" w:eastAsia="Times New Roman" w:hAnsi="Consolas" w:cs="Times New Roman"/>
-          <w:color w:val="6A9955"/>
+        <w:t xml:space="preserve">-of-type </w:t>
+      </w:r>
+    </w:p>
+    <w:p>
+      <w:pPr>
+        <w:pStyle w:val="Prrafodelista"/>
+        <w:shd w:val="clear" w:color="auto" w:fill="1E1E1E"/>
+        <w:spacing w:after="0" w:line="285" w:lineRule="atLeast"/>
+        <w:jc w:val="both"/>
+        <w:rPr>
+          <w:rFonts w:ascii="Consolas" w:eastAsia="Times New Roman" w:hAnsi="Consolas" w:cs="Times New Roman"/>
+          <w:color w:val="D4D4D4"/>
           <w:kern w:val="0"/>
           <w:sz w:val="21"/>
           <w:szCs w:val="21"/>
           <w:lang w:val="en-US" w:eastAsia="es-ES"/>
           <w14:ligatures w14:val="none"/>
         </w:rPr>
-        <w:t>p:last-of-type</w:t>
-      </w:r>
-    </w:p>
-    <w:p>
-      <w:pPr>
-        <w:pStyle w:val="Prrafodelista"/>
-        <w:shd w:val="clear" w:color="auto" w:fill="1E1E1E"/>
-        <w:spacing w:after="0" w:line="285" w:lineRule="atLeast"/>
-        <w:jc w:val="both"/>
+      </w:pPr>
+      <w:proofErr w:type="gramStart"/>
+      <w:r>
         <w:rPr>
           <w:rFonts w:ascii="Consolas" w:eastAsia="Times New Roman" w:hAnsi="Consolas" w:cs="Times New Roman"/>
           <w:color w:val="6A9955"/>
@@ -1917,7 +2650,9 @@
           <w:lang w:val="en-US" w:eastAsia="es-ES"/>
           <w14:ligatures w14:val="none"/>
         </w:rPr>
-      </w:pPr>
+        <w:t>p:last</w:t>
+      </w:r>
+      <w:proofErr w:type="gramEnd"/>
       <w:r>
         <w:rPr>
           <w:rFonts w:ascii="Consolas" w:eastAsia="Times New Roman" w:hAnsi="Consolas" w:cs="Times New Roman"/>
@@ -1928,7 +2663,7 @@
           <w:lang w:val="en-US" w:eastAsia="es-ES"/>
           <w14:ligatures w14:val="none"/>
         </w:rPr>
-        <w:t>p:nth-of-type(3)</w:t>
+        <w:t>-of-type</w:t>
       </w:r>
     </w:p>
     <w:p>
@@ -1947,6 +2682,7 @@
           <w14:ligatures w14:val="none"/>
         </w:rPr>
       </w:pPr>
+      <w:proofErr w:type="gramStart"/>
       <w:r>
         <w:rPr>
           <w:rFonts w:ascii="Consolas" w:eastAsia="Times New Roman" w:hAnsi="Consolas" w:cs="Times New Roman"/>
@@ -1957,8 +2693,64 @@
           <w:lang w:val="en-US" w:eastAsia="es-ES"/>
           <w14:ligatures w14:val="none"/>
         </w:rPr>
-        <w:t>not(p) ?</w:t>
-      </w:r>
+        <w:t>p:nth</w:t>
+      </w:r>
+      <w:proofErr w:type="gramEnd"/>
+      <w:r>
+        <w:rPr>
+          <w:rFonts w:ascii="Consolas" w:eastAsia="Times New Roman" w:hAnsi="Consolas" w:cs="Times New Roman"/>
+          <w:color w:val="6A9955"/>
+          <w:kern w:val="0"/>
+          <w:sz w:val="21"/>
+          <w:szCs w:val="21"/>
+          <w:lang w:val="en-US" w:eastAsia="es-ES"/>
+          <w14:ligatures w14:val="none"/>
+        </w:rPr>
+        <w:t>-of-type(3)</w:t>
+      </w:r>
+    </w:p>
+    <w:p>
+      <w:pPr>
+        <w:pStyle w:val="Prrafodelista"/>
+        <w:shd w:val="clear" w:color="auto" w:fill="1E1E1E"/>
+        <w:spacing w:after="0" w:line="285" w:lineRule="atLeast"/>
+        <w:jc w:val="both"/>
+        <w:rPr>
+          <w:rFonts w:ascii="Consolas" w:eastAsia="Times New Roman" w:hAnsi="Consolas" w:cs="Times New Roman"/>
+          <w:color w:val="6A9955"/>
+          <w:kern w:val="0"/>
+          <w:sz w:val="21"/>
+          <w:szCs w:val="21"/>
+          <w:lang w:val="en-US" w:eastAsia="es-ES"/>
+          <w14:ligatures w14:val="none"/>
+        </w:rPr>
+      </w:pPr>
+      <w:r>
+        <w:rPr>
+          <w:rFonts w:ascii="Consolas" w:eastAsia="Times New Roman" w:hAnsi="Consolas" w:cs="Times New Roman"/>
+          <w:color w:val="6A9955"/>
+          <w:kern w:val="0"/>
+          <w:sz w:val="21"/>
+          <w:szCs w:val="21"/>
+          <w:lang w:val="en-US" w:eastAsia="es-ES"/>
+          <w14:ligatures w14:val="none"/>
+        </w:rPr>
+        <w:t>not(p</w:t>
+      </w:r>
+      <w:proofErr w:type="gramStart"/>
+      <w:r>
+        <w:rPr>
+          <w:rFonts w:ascii="Consolas" w:eastAsia="Times New Roman" w:hAnsi="Consolas" w:cs="Times New Roman"/>
+          <w:color w:val="6A9955"/>
+          <w:kern w:val="0"/>
+          <w:sz w:val="21"/>
+          <w:szCs w:val="21"/>
+          <w:lang w:val="en-US" w:eastAsia="es-ES"/>
+          <w14:ligatures w14:val="none"/>
+        </w:rPr>
+        <w:t>) ?</w:t>
+      </w:r>
+      <w:proofErr w:type="gramEnd"/>
     </w:p>
     <w:p>
       <w:pPr>

--- a/asignaturas/DIW/Lunes 23 septiembre/ejercicio selectores/doc/Ejercicio de selectores alumnos.docx
+++ b/asignaturas/DIW/Lunes 23 septiembre/ejercicio selectores/doc/Ejercicio de selectores alumnos.docx
@@ -1,11 +1,16 @@
 
 <file path=word/document.xml><?xml version="1.0" encoding="utf-8"?>
-<w:document xmlns:wpc="http://schemas.microsoft.com/office/word/2010/wordprocessingCanvas" xmlns:cx="http://schemas.microsoft.com/office/drawing/2014/chartex" xmlns:cx1="http://schemas.microsoft.com/office/drawing/2015/9/8/chartex" xmlns:cx2="http://schemas.microsoft.com/office/drawing/2015/10/21/chartex" xmlns:cx3="http://schemas.microsoft.com/office/drawing/2016/5/9/chartex" xmlns:cx4="http://schemas.microsoft.com/office/drawing/2016/5/10/chartex" xmlns:cx5="http://schemas.microsoft.com/office/drawing/2016/5/11/chartex" xmlns:cx6="http://schemas.microsoft.com/office/drawing/2016/5/12/chartex" xmlns:cx7="http://schemas.microsoft.com/office/drawing/2016/5/13/chartex" xmlns:cx8="http://schemas.microsoft.com/office/drawing/2016/5/14/chartex" xmlns:mc="http://schemas.openxmlformats.org/markup-compatibility/2006" xmlns:aink="http://schemas.microsoft.com/office/drawing/2016/ink" xmlns:am3d="http://schemas.microsoft.com/office/drawing/2017/model3d" xmlns:o="urn:schemas-microsoft-com:office:office" xmlns:oel="http://schemas.microsoft.com/office/2019/extlst" xmlns:r="http://schemas.openxmlformats.org/officeDocument/2006/relationships" xmlns:m="http://schemas.openxmlformats.org/officeDocument/2006/math" xmlns:v="urn:schemas-microsoft-com:vml" xmlns:wp14="http://schemas.microsoft.com/office/word/2010/wordprocessingDrawing" xmlns:wp="http://schemas.openxmlformats.org/drawingml/2006/wordprocessingDrawing" xmlns:w10="urn:schemas-microsoft-com:office:word" xmlns:w="http://schemas.openxmlformats.org/wordprocessingml/2006/main" xmlns:w14="http://schemas.microsoft.com/office/word/2010/wordml" xmlns:w15="http://schemas.microsoft.com/office/word/2012/wordml" xmlns:w16cex="http://schemas.microsoft.com/office/word/2018/wordml/cex" xmlns:w16cid="http://schemas.microsoft.com/office/word/2016/wordml/cid" xmlns:w16="http://schemas.microsoft.com/office/word/2018/wordml" xmlns:w16du="http://schemas.microsoft.com/office/word/2023/wordml/word16du" xmlns:w16sdtdh="http://schemas.microsoft.com/office/word/2020/wordml/sdtdatahash" xmlns:w16se="http://schemas.microsoft.com/office/word/2015/wordml/symex" xmlns:wpg="http://schemas.microsoft.com/office/word/2010/wordprocessingGroup" xmlns:wpi="http://schemas.microsoft.com/office/word/2010/wordprocessingInk" xmlns:wne="http://schemas.microsoft.com/office/word/2006/wordml" xmlns:wps="http://schemas.microsoft.com/office/word/2010/wordprocessingShape" mc:Ignorable="w14 w15 w16se w16cid w16 w16cex w16sdtdh w16du wp14">
+<w:document xmlns:wpc="http://schemas.microsoft.com/office/word/2010/wordprocessingCanvas" xmlns:cx="http://schemas.microsoft.com/office/drawing/2014/chartex" xmlns:cx1="http://schemas.microsoft.com/office/drawing/2015/9/8/chartex" xmlns:cx2="http://schemas.microsoft.com/office/drawing/2015/10/21/chartex" xmlns:cx3="http://schemas.microsoft.com/office/drawing/2016/5/9/chartex" xmlns:cx4="http://schemas.microsoft.com/office/drawing/2016/5/10/chartex" xmlns:cx5="http://schemas.microsoft.com/office/drawing/2016/5/11/chartex" xmlns:cx6="http://schemas.microsoft.com/office/drawing/2016/5/12/chartex" xmlns:cx7="http://schemas.microsoft.com/office/drawing/2016/5/13/chartex" xmlns:cx8="http://schemas.microsoft.com/office/drawing/2016/5/14/chartex" xmlns:mc="http://schemas.openxmlformats.org/markup-compatibility/2006" xmlns:aink="http://schemas.microsoft.com/office/drawing/2016/ink" xmlns:am3d="http://schemas.microsoft.com/office/drawing/2017/model3d" xmlns:o="urn:schemas-microsoft-com:office:office" xmlns:r="http://schemas.openxmlformats.org/officeDocument/2006/relationships" xmlns:m="http://schemas.openxmlformats.org/officeDocument/2006/math" xmlns:v="urn:schemas-microsoft-com:vml" xmlns:wp14="http://schemas.microsoft.com/office/word/2010/wordprocessingDrawing" xmlns:wp="http://schemas.openxmlformats.org/drawingml/2006/wordprocessingDrawing" xmlns:w10="urn:schemas-microsoft-com:office:word" xmlns:w="http://schemas.openxmlformats.org/wordprocessingml/2006/main" xmlns:w14="http://schemas.microsoft.com/office/word/2010/wordml" xmlns:w15="http://schemas.microsoft.com/office/word/2012/wordml" xmlns:w16cid="http://schemas.microsoft.com/office/word/2016/wordml/cid" xmlns:w16se="http://schemas.microsoft.com/office/word/2015/wordml/symex" xmlns:wpg="http://schemas.microsoft.com/office/word/2010/wordprocessingGroup" xmlns:wpi="http://schemas.microsoft.com/office/word/2010/wordprocessingInk" xmlns:wne="http://schemas.microsoft.com/office/word/2006/wordml" xmlns:wps="http://schemas.microsoft.com/office/word/2010/wordprocessingShape" mc:Ignorable="w14 w15 w16se w16cid wp14">
   <w:body>
     <w:p>
       <w:pPr>
         <w:jc w:val="both"/>
       </w:pPr>
+      <w:r>
+        <w:t xml:space="preserve">      </w:t>
+      </w:r>
+      <w:bookmarkStart w:id="0" w:name="_GoBack"/>
+      <w:bookmarkEnd w:id="0"/>
       <w:r>
         <w:t>Con el archivo adjunto realiza los siguientes cambios de formato.</w:t>
       </w:r>
@@ -2551,7 +2556,33 @@
           <w:lang w:eastAsia="es-ES"/>
           <w14:ligatures w14:val="none"/>
         </w:rPr>
-        <w:t xml:space="preserve">¿Para que vale estas </w:t>
+        <w:t xml:space="preserve">¿Para </w:t>
+      </w:r>
+      <w:proofErr w:type="spellStart"/>
+      <w:r>
+        <w:rPr>
+          <w:rFonts w:ascii="Consolas" w:eastAsia="Times New Roman" w:hAnsi="Consolas" w:cs="Times New Roman"/>
+          <w:color w:val="6A9955"/>
+          <w:kern w:val="0"/>
+          <w:sz w:val="21"/>
+          <w:szCs w:val="21"/>
+          <w:lang w:eastAsia="es-ES"/>
+          <w14:ligatures w14:val="none"/>
+        </w:rPr>
+        <w:t>que</w:t>
+      </w:r>
+      <w:proofErr w:type="spellEnd"/>
+      <w:r>
+        <w:rPr>
+          <w:rFonts w:ascii="Consolas" w:eastAsia="Times New Roman" w:hAnsi="Consolas" w:cs="Times New Roman"/>
+          <w:color w:val="6A9955"/>
+          <w:kern w:val="0"/>
+          <w:sz w:val="21"/>
+          <w:szCs w:val="21"/>
+          <w:lang w:eastAsia="es-ES"/>
+          <w14:ligatures w14:val="none"/>
+        </w:rPr>
+        <w:t xml:space="preserve"> vale estas </w:t>
       </w:r>
       <w:proofErr w:type="spellStart"/>
       <w:r>
@@ -2811,7 +2842,7 @@
 </file>
 
 <file path=word/endnotes.xml><?xml version="1.0" encoding="utf-8"?>
-<w:endnotes xmlns:wpc="http://schemas.microsoft.com/office/word/2010/wordprocessingCanvas" xmlns:cx="http://schemas.microsoft.com/office/drawing/2014/chartex" xmlns:cx1="http://schemas.microsoft.com/office/drawing/2015/9/8/chartex" xmlns:cx2="http://schemas.microsoft.com/office/drawing/2015/10/21/chartex" xmlns:cx3="http://schemas.microsoft.com/office/drawing/2016/5/9/chartex" xmlns:cx4="http://schemas.microsoft.com/office/drawing/2016/5/10/chartex" xmlns:cx5="http://schemas.microsoft.com/office/drawing/2016/5/11/chartex" xmlns:cx6="http://schemas.microsoft.com/office/drawing/2016/5/12/chartex" xmlns:cx7="http://schemas.microsoft.com/office/drawing/2016/5/13/chartex" xmlns:cx8="http://schemas.microsoft.com/office/drawing/2016/5/14/chartex" xmlns:mc="http://schemas.openxmlformats.org/markup-compatibility/2006" xmlns:aink="http://schemas.microsoft.com/office/drawing/2016/ink" xmlns:am3d="http://schemas.microsoft.com/office/drawing/2017/model3d" xmlns:o="urn:schemas-microsoft-com:office:office" xmlns:oel="http://schemas.microsoft.com/office/2019/extlst" xmlns:r="http://schemas.openxmlformats.org/officeDocument/2006/relationships" xmlns:m="http://schemas.openxmlformats.org/officeDocument/2006/math" xmlns:v="urn:schemas-microsoft-com:vml" xmlns:wp14="http://schemas.microsoft.com/office/word/2010/wordprocessingDrawing" xmlns:wp="http://schemas.openxmlformats.org/drawingml/2006/wordprocessingDrawing" xmlns:w10="urn:schemas-microsoft-com:office:word" xmlns:w="http://schemas.openxmlformats.org/wordprocessingml/2006/main" xmlns:w14="http://schemas.microsoft.com/office/word/2010/wordml" xmlns:w15="http://schemas.microsoft.com/office/word/2012/wordml" xmlns:w16cex="http://schemas.microsoft.com/office/word/2018/wordml/cex" xmlns:w16cid="http://schemas.microsoft.com/office/word/2016/wordml/cid" xmlns:w16="http://schemas.microsoft.com/office/word/2018/wordml" xmlns:w16du="http://schemas.microsoft.com/office/word/2023/wordml/word16du" xmlns:w16sdtdh="http://schemas.microsoft.com/office/word/2020/wordml/sdtdatahash" xmlns:w16se="http://schemas.microsoft.com/office/word/2015/wordml/symex" xmlns:wpg="http://schemas.microsoft.com/office/word/2010/wordprocessingGroup" xmlns:wpi="http://schemas.microsoft.com/office/word/2010/wordprocessingInk" xmlns:wne="http://schemas.microsoft.com/office/word/2006/wordml" xmlns:wps="http://schemas.microsoft.com/office/word/2010/wordprocessingShape" mc:Ignorable="w14 w15 w16se w16cid w16 w16cex w16sdtdh w16du wp14">
+<w:endnotes xmlns:wpc="http://schemas.microsoft.com/office/word/2010/wordprocessingCanvas" xmlns:cx="http://schemas.microsoft.com/office/drawing/2014/chartex" xmlns:cx1="http://schemas.microsoft.com/office/drawing/2015/9/8/chartex" xmlns:cx2="http://schemas.microsoft.com/office/drawing/2015/10/21/chartex" xmlns:cx3="http://schemas.microsoft.com/office/drawing/2016/5/9/chartex" xmlns:cx4="http://schemas.microsoft.com/office/drawing/2016/5/10/chartex" xmlns:cx5="http://schemas.microsoft.com/office/drawing/2016/5/11/chartex" xmlns:cx6="http://schemas.microsoft.com/office/drawing/2016/5/12/chartex" xmlns:cx7="http://schemas.microsoft.com/office/drawing/2016/5/13/chartex" xmlns:cx8="http://schemas.microsoft.com/office/drawing/2016/5/14/chartex" xmlns:mc="http://schemas.openxmlformats.org/markup-compatibility/2006" xmlns:aink="http://schemas.microsoft.com/office/drawing/2016/ink" xmlns:am3d="http://schemas.microsoft.com/office/drawing/2017/model3d" xmlns:o="urn:schemas-microsoft-com:office:office" xmlns:r="http://schemas.openxmlformats.org/officeDocument/2006/relationships" xmlns:m="http://schemas.openxmlformats.org/officeDocument/2006/math" xmlns:v="urn:schemas-microsoft-com:vml" xmlns:wp14="http://schemas.microsoft.com/office/word/2010/wordprocessingDrawing" xmlns:wp="http://schemas.openxmlformats.org/drawingml/2006/wordprocessingDrawing" xmlns:w10="urn:schemas-microsoft-com:office:word" xmlns:w="http://schemas.openxmlformats.org/wordprocessingml/2006/main" xmlns:w14="http://schemas.microsoft.com/office/word/2010/wordml" xmlns:w15="http://schemas.microsoft.com/office/word/2012/wordml" xmlns:w16cid="http://schemas.microsoft.com/office/word/2016/wordml/cid" xmlns:w16se="http://schemas.microsoft.com/office/word/2015/wordml/symex" xmlns:wpg="http://schemas.microsoft.com/office/word/2010/wordprocessingGroup" xmlns:wpi="http://schemas.microsoft.com/office/word/2010/wordprocessingInk" xmlns:wne="http://schemas.microsoft.com/office/word/2006/wordml" xmlns:wps="http://schemas.microsoft.com/office/word/2010/wordprocessingShape" mc:Ignorable="w14 w15 w16se w16cid wp14">
   <w:endnote w:type="separator" w:id="-1">
     <w:p>
       <w:pPr>
@@ -2836,7 +2867,7 @@
 </file>
 
 <file path=word/footnotes.xml><?xml version="1.0" encoding="utf-8"?>
-<w:footnotes xmlns:wpc="http://schemas.microsoft.com/office/word/2010/wordprocessingCanvas" xmlns:cx="http://schemas.microsoft.com/office/drawing/2014/chartex" xmlns:cx1="http://schemas.microsoft.com/office/drawing/2015/9/8/chartex" xmlns:cx2="http://schemas.microsoft.com/office/drawing/2015/10/21/chartex" xmlns:cx3="http://schemas.microsoft.com/office/drawing/2016/5/9/chartex" xmlns:cx4="http://schemas.microsoft.com/office/drawing/2016/5/10/chartex" xmlns:cx5="http://schemas.microsoft.com/office/drawing/2016/5/11/chartex" xmlns:cx6="http://schemas.microsoft.com/office/drawing/2016/5/12/chartex" xmlns:cx7="http://schemas.microsoft.com/office/drawing/2016/5/13/chartex" xmlns:cx8="http://schemas.microsoft.com/office/drawing/2016/5/14/chartex" xmlns:mc="http://schemas.openxmlformats.org/markup-compatibility/2006" xmlns:aink="http://schemas.microsoft.com/office/drawing/2016/ink" xmlns:am3d="http://schemas.microsoft.com/office/drawing/2017/model3d" xmlns:o="urn:schemas-microsoft-com:office:office" xmlns:oel="http://schemas.microsoft.com/office/2019/extlst" xmlns:r="http://schemas.openxmlformats.org/officeDocument/2006/relationships" xmlns:m="http://schemas.openxmlformats.org/officeDocument/2006/math" xmlns:v="urn:schemas-microsoft-com:vml" xmlns:wp14="http://schemas.microsoft.com/office/word/2010/wordprocessingDrawing" xmlns:wp="http://schemas.openxmlformats.org/drawingml/2006/wordprocessingDrawing" xmlns:w10="urn:schemas-microsoft-com:office:word" xmlns:w="http://schemas.openxmlformats.org/wordprocessingml/2006/main" xmlns:w14="http://schemas.microsoft.com/office/word/2010/wordml" xmlns:w15="http://schemas.microsoft.com/office/word/2012/wordml" xmlns:w16cex="http://schemas.microsoft.com/office/word/2018/wordml/cex" xmlns:w16cid="http://schemas.microsoft.com/office/word/2016/wordml/cid" xmlns:w16="http://schemas.microsoft.com/office/word/2018/wordml" xmlns:w16du="http://schemas.microsoft.com/office/word/2023/wordml/word16du" xmlns:w16sdtdh="http://schemas.microsoft.com/office/word/2020/wordml/sdtdatahash" xmlns:w16se="http://schemas.microsoft.com/office/word/2015/wordml/symex" xmlns:wpg="http://schemas.microsoft.com/office/word/2010/wordprocessingGroup" xmlns:wpi="http://schemas.microsoft.com/office/word/2010/wordprocessingInk" xmlns:wne="http://schemas.microsoft.com/office/word/2006/wordml" xmlns:wps="http://schemas.microsoft.com/office/word/2010/wordprocessingShape" mc:Ignorable="w14 w15 w16se w16cid w16 w16cex w16sdtdh w16du wp14">
+<w:footnotes xmlns:wpc="http://schemas.microsoft.com/office/word/2010/wordprocessingCanvas" xmlns:cx="http://schemas.microsoft.com/office/drawing/2014/chartex" xmlns:cx1="http://schemas.microsoft.com/office/drawing/2015/9/8/chartex" xmlns:cx2="http://schemas.microsoft.com/office/drawing/2015/10/21/chartex" xmlns:cx3="http://schemas.microsoft.com/office/drawing/2016/5/9/chartex" xmlns:cx4="http://schemas.microsoft.com/office/drawing/2016/5/10/chartex" xmlns:cx5="http://schemas.microsoft.com/office/drawing/2016/5/11/chartex" xmlns:cx6="http://schemas.microsoft.com/office/drawing/2016/5/12/chartex" xmlns:cx7="http://schemas.microsoft.com/office/drawing/2016/5/13/chartex" xmlns:cx8="http://schemas.microsoft.com/office/drawing/2016/5/14/chartex" xmlns:mc="http://schemas.openxmlformats.org/markup-compatibility/2006" xmlns:aink="http://schemas.microsoft.com/office/drawing/2016/ink" xmlns:am3d="http://schemas.microsoft.com/office/drawing/2017/model3d" xmlns:o="urn:schemas-microsoft-com:office:office" xmlns:r="http://schemas.openxmlformats.org/officeDocument/2006/relationships" xmlns:m="http://schemas.openxmlformats.org/officeDocument/2006/math" xmlns:v="urn:schemas-microsoft-com:vml" xmlns:wp14="http://schemas.microsoft.com/office/word/2010/wordprocessingDrawing" xmlns:wp="http://schemas.openxmlformats.org/drawingml/2006/wordprocessingDrawing" xmlns:w10="urn:schemas-microsoft-com:office:word" xmlns:w="http://schemas.openxmlformats.org/wordprocessingml/2006/main" xmlns:w14="http://schemas.microsoft.com/office/word/2010/wordml" xmlns:w15="http://schemas.microsoft.com/office/word/2012/wordml" xmlns:w16cid="http://schemas.microsoft.com/office/word/2016/wordml/cid" xmlns:w16se="http://schemas.microsoft.com/office/word/2015/wordml/symex" xmlns:wpg="http://schemas.microsoft.com/office/word/2010/wordprocessingGroup" xmlns:wpi="http://schemas.microsoft.com/office/word/2010/wordprocessingInk" xmlns:wne="http://schemas.microsoft.com/office/word/2006/wordml" xmlns:wps="http://schemas.microsoft.com/office/word/2010/wordprocessingShape" mc:Ignorable="w14 w15 w16se w16cid wp14">
   <w:footnote w:type="separator" w:id="-1">
     <w:p>
       <w:pPr>
@@ -2861,7 +2892,7 @@
 </file>
 
 <file path=word/header1.xml><?xml version="1.0" encoding="utf-8"?>
-<w:hdr xmlns:wpc="http://schemas.microsoft.com/office/word/2010/wordprocessingCanvas" xmlns:cx="http://schemas.microsoft.com/office/drawing/2014/chartex" xmlns:cx1="http://schemas.microsoft.com/office/drawing/2015/9/8/chartex" xmlns:cx2="http://schemas.microsoft.com/office/drawing/2015/10/21/chartex" xmlns:cx3="http://schemas.microsoft.com/office/drawing/2016/5/9/chartex" xmlns:cx4="http://schemas.microsoft.com/office/drawing/2016/5/10/chartex" xmlns:cx5="http://schemas.microsoft.com/office/drawing/2016/5/11/chartex" xmlns:cx6="http://schemas.microsoft.com/office/drawing/2016/5/12/chartex" xmlns:cx7="http://schemas.microsoft.com/office/drawing/2016/5/13/chartex" xmlns:cx8="http://schemas.microsoft.com/office/drawing/2016/5/14/chartex" xmlns:mc="http://schemas.openxmlformats.org/markup-compatibility/2006" xmlns:aink="http://schemas.microsoft.com/office/drawing/2016/ink" xmlns:am3d="http://schemas.microsoft.com/office/drawing/2017/model3d" xmlns:o="urn:schemas-microsoft-com:office:office" xmlns:oel="http://schemas.microsoft.com/office/2019/extlst" xmlns:r="http://schemas.openxmlformats.org/officeDocument/2006/relationships" xmlns:m="http://schemas.openxmlformats.org/officeDocument/2006/math" xmlns:v="urn:schemas-microsoft-com:vml" xmlns:wp14="http://schemas.microsoft.com/office/word/2010/wordprocessingDrawing" xmlns:wp="http://schemas.openxmlformats.org/drawingml/2006/wordprocessingDrawing" xmlns:w10="urn:schemas-microsoft-com:office:word" xmlns:w="http://schemas.openxmlformats.org/wordprocessingml/2006/main" xmlns:w14="http://schemas.microsoft.com/office/word/2010/wordml" xmlns:w15="http://schemas.microsoft.com/office/word/2012/wordml" xmlns:w16cex="http://schemas.microsoft.com/office/word/2018/wordml/cex" xmlns:w16cid="http://schemas.microsoft.com/office/word/2016/wordml/cid" xmlns:w16="http://schemas.microsoft.com/office/word/2018/wordml" xmlns:w16du="http://schemas.microsoft.com/office/word/2023/wordml/word16du" xmlns:w16sdtdh="http://schemas.microsoft.com/office/word/2020/wordml/sdtdatahash" xmlns:w16se="http://schemas.microsoft.com/office/word/2015/wordml/symex" xmlns:wpg="http://schemas.microsoft.com/office/word/2010/wordprocessingGroup" xmlns:wpi="http://schemas.microsoft.com/office/word/2010/wordprocessingInk" xmlns:wne="http://schemas.microsoft.com/office/word/2006/wordml" xmlns:wps="http://schemas.microsoft.com/office/word/2010/wordprocessingShape" mc:Ignorable="w14 w15 w16se w16cid w16 w16cex w16sdtdh w16du wp14">
+<w:hdr xmlns:wpc="http://schemas.microsoft.com/office/word/2010/wordprocessingCanvas" xmlns:cx="http://schemas.microsoft.com/office/drawing/2014/chartex" xmlns:cx1="http://schemas.microsoft.com/office/drawing/2015/9/8/chartex" xmlns:cx2="http://schemas.microsoft.com/office/drawing/2015/10/21/chartex" xmlns:cx3="http://schemas.microsoft.com/office/drawing/2016/5/9/chartex" xmlns:cx4="http://schemas.microsoft.com/office/drawing/2016/5/10/chartex" xmlns:cx5="http://schemas.microsoft.com/office/drawing/2016/5/11/chartex" xmlns:cx6="http://schemas.microsoft.com/office/drawing/2016/5/12/chartex" xmlns:cx7="http://schemas.microsoft.com/office/drawing/2016/5/13/chartex" xmlns:cx8="http://schemas.microsoft.com/office/drawing/2016/5/14/chartex" xmlns:mc="http://schemas.openxmlformats.org/markup-compatibility/2006" xmlns:aink="http://schemas.microsoft.com/office/drawing/2016/ink" xmlns:am3d="http://schemas.microsoft.com/office/drawing/2017/model3d" xmlns:o="urn:schemas-microsoft-com:office:office" xmlns:r="http://schemas.openxmlformats.org/officeDocument/2006/relationships" xmlns:m="http://schemas.openxmlformats.org/officeDocument/2006/math" xmlns:v="urn:schemas-microsoft-com:vml" xmlns:wp14="http://schemas.microsoft.com/office/word/2010/wordprocessingDrawing" xmlns:wp="http://schemas.openxmlformats.org/drawingml/2006/wordprocessingDrawing" xmlns:w10="urn:schemas-microsoft-com:office:word" xmlns:w="http://schemas.openxmlformats.org/wordprocessingml/2006/main" xmlns:w14="http://schemas.microsoft.com/office/word/2010/wordml" xmlns:w15="http://schemas.microsoft.com/office/word/2012/wordml" xmlns:w16cid="http://schemas.microsoft.com/office/word/2016/wordml/cid" xmlns:w16se="http://schemas.microsoft.com/office/word/2015/wordml/symex" xmlns:wpg="http://schemas.microsoft.com/office/word/2010/wordprocessingGroup" xmlns:wpi="http://schemas.microsoft.com/office/word/2010/wordprocessingInk" xmlns:wne="http://schemas.microsoft.com/office/word/2006/wordml" xmlns:wps="http://schemas.microsoft.com/office/word/2010/wordprocessingShape" mc:Ignorable="w14 w15 w16se w16cid wp14">
   <w:p>
     <w:pPr>
       <w:pStyle w:val="Encabezado"/>
@@ -2879,7 +2910,7 @@
 </file>
 
 <file path=word/numbering.xml><?xml version="1.0" encoding="utf-8"?>
-<w:numbering xmlns:wpc="http://schemas.microsoft.com/office/word/2010/wordprocessingCanvas" xmlns:cx="http://schemas.microsoft.com/office/drawing/2014/chartex" xmlns:cx1="http://schemas.microsoft.com/office/drawing/2015/9/8/chartex" xmlns:cx2="http://schemas.microsoft.com/office/drawing/2015/10/21/chartex" xmlns:cx3="http://schemas.microsoft.com/office/drawing/2016/5/9/chartex" xmlns:cx4="http://schemas.microsoft.com/office/drawing/2016/5/10/chartex" xmlns:cx5="http://schemas.microsoft.com/office/drawing/2016/5/11/chartex" xmlns:cx6="http://schemas.microsoft.com/office/drawing/2016/5/12/chartex" xmlns:cx7="http://schemas.microsoft.com/office/drawing/2016/5/13/chartex" xmlns:cx8="http://schemas.microsoft.com/office/drawing/2016/5/14/chartex" xmlns:mc="http://schemas.openxmlformats.org/markup-compatibility/2006" xmlns:aink="http://schemas.microsoft.com/office/drawing/2016/ink" xmlns:am3d="http://schemas.microsoft.com/office/drawing/2017/model3d" xmlns:o="urn:schemas-microsoft-com:office:office" xmlns:oel="http://schemas.microsoft.com/office/2019/extlst" xmlns:r="http://schemas.openxmlformats.org/officeDocument/2006/relationships" xmlns:m="http://schemas.openxmlformats.org/officeDocument/2006/math" xmlns:v="urn:schemas-microsoft-com:vml" xmlns:wp14="http://schemas.microsoft.com/office/word/2010/wordprocessingDrawing" xmlns:wp="http://schemas.openxmlformats.org/drawingml/2006/wordprocessingDrawing" xmlns:w10="urn:schemas-microsoft-com:office:word" xmlns:w="http://schemas.openxmlformats.org/wordprocessingml/2006/main" xmlns:w14="http://schemas.microsoft.com/office/word/2010/wordml" xmlns:w15="http://schemas.microsoft.com/office/word/2012/wordml" xmlns:w16cex="http://schemas.microsoft.com/office/word/2018/wordml/cex" xmlns:w16cid="http://schemas.microsoft.com/office/word/2016/wordml/cid" xmlns:w16="http://schemas.microsoft.com/office/word/2018/wordml" xmlns:w16du="http://schemas.microsoft.com/office/word/2023/wordml/word16du" xmlns:w16sdtdh="http://schemas.microsoft.com/office/word/2020/wordml/sdtdatahash" xmlns:w16se="http://schemas.microsoft.com/office/word/2015/wordml/symex" xmlns:wpg="http://schemas.microsoft.com/office/word/2010/wordprocessingGroup" xmlns:wpi="http://schemas.microsoft.com/office/word/2010/wordprocessingInk" xmlns:wne="http://schemas.microsoft.com/office/word/2006/wordml" xmlns:wps="http://schemas.microsoft.com/office/word/2010/wordprocessingShape" mc:Ignorable="w14 w15 w16se w16cid w16 w16cex w16sdtdh w16du wp14">
+<w:numbering xmlns:wpc="http://schemas.microsoft.com/office/word/2010/wordprocessingCanvas" xmlns:cx="http://schemas.microsoft.com/office/drawing/2014/chartex" xmlns:cx1="http://schemas.microsoft.com/office/drawing/2015/9/8/chartex" xmlns:cx2="http://schemas.microsoft.com/office/drawing/2015/10/21/chartex" xmlns:cx3="http://schemas.microsoft.com/office/drawing/2016/5/9/chartex" xmlns:cx4="http://schemas.microsoft.com/office/drawing/2016/5/10/chartex" xmlns:cx5="http://schemas.microsoft.com/office/drawing/2016/5/11/chartex" xmlns:cx6="http://schemas.microsoft.com/office/drawing/2016/5/12/chartex" xmlns:cx7="http://schemas.microsoft.com/office/drawing/2016/5/13/chartex" xmlns:cx8="http://schemas.microsoft.com/office/drawing/2016/5/14/chartex" xmlns:mc="http://schemas.openxmlformats.org/markup-compatibility/2006" xmlns:aink="http://schemas.microsoft.com/office/drawing/2016/ink" xmlns:am3d="http://schemas.microsoft.com/office/drawing/2017/model3d" xmlns:o="urn:schemas-microsoft-com:office:office" xmlns:r="http://schemas.openxmlformats.org/officeDocument/2006/relationships" xmlns:m="http://schemas.openxmlformats.org/officeDocument/2006/math" xmlns:v="urn:schemas-microsoft-com:vml" xmlns:wp14="http://schemas.microsoft.com/office/word/2010/wordprocessingDrawing" xmlns:wp="http://schemas.openxmlformats.org/drawingml/2006/wordprocessingDrawing" xmlns:w10="urn:schemas-microsoft-com:office:word" xmlns:w="http://schemas.openxmlformats.org/wordprocessingml/2006/main" xmlns:w14="http://schemas.microsoft.com/office/word/2010/wordml" xmlns:w15="http://schemas.microsoft.com/office/word/2012/wordml" xmlns:w16cid="http://schemas.microsoft.com/office/word/2016/wordml/cid" xmlns:w16se="http://schemas.microsoft.com/office/word/2015/wordml/symex" xmlns:wpg="http://schemas.microsoft.com/office/word/2010/wordprocessingGroup" xmlns:wpi="http://schemas.microsoft.com/office/word/2010/wordprocessingInk" xmlns:wne="http://schemas.microsoft.com/office/word/2006/wordml" xmlns:wps="http://schemas.microsoft.com/office/word/2010/wordprocessingShape" mc:Ignorable="w14 w15 w16se w16cid wp14">
   <w:abstractNum w:abstractNumId="0" w15:restartNumberingAfterBreak="0">
     <w:nsid w:val="13EA1EDB"/>
     <w:multiLevelType w:val="hybridMultilevel"/>
@@ -3058,17 +3089,17 @@
       </w:pPr>
     </w:lvl>
   </w:abstractNum>
-  <w:num w:numId="1" w16cid:durableId="1559703858">
+  <w:num w:numId="1">
     <w:abstractNumId w:val="0"/>
   </w:num>
-  <w:num w:numId="2" w16cid:durableId="1139683824">
+  <w:num w:numId="2">
     <w:abstractNumId w:val="1"/>
   </w:num>
 </w:numbering>
 </file>
 
 <file path=word/styles.xml><?xml version="1.0" encoding="utf-8"?>
-<w:styles xmlns:mc="http://schemas.openxmlformats.org/markup-compatibility/2006" xmlns:r="http://schemas.openxmlformats.org/officeDocument/2006/relationships" xmlns:w="http://schemas.openxmlformats.org/wordprocessingml/2006/main" xmlns:w14="http://schemas.microsoft.com/office/word/2010/wordml" xmlns:w15="http://schemas.microsoft.com/office/word/2012/wordml" xmlns:w16cex="http://schemas.microsoft.com/office/word/2018/wordml/cex" xmlns:w16cid="http://schemas.microsoft.com/office/word/2016/wordml/cid" xmlns:w16="http://schemas.microsoft.com/office/word/2018/wordml" xmlns:w16du="http://schemas.microsoft.com/office/word/2023/wordml/word16du" xmlns:w16sdtdh="http://schemas.microsoft.com/office/word/2020/wordml/sdtdatahash" xmlns:w16se="http://schemas.microsoft.com/office/word/2015/wordml/symex" mc:Ignorable="w14 w15 w16se w16cid w16 w16cex w16sdtdh w16du">
+<w:styles xmlns:mc="http://schemas.openxmlformats.org/markup-compatibility/2006" xmlns:r="http://schemas.openxmlformats.org/officeDocument/2006/relationships" xmlns:w="http://schemas.openxmlformats.org/wordprocessingml/2006/main" xmlns:w14="http://schemas.microsoft.com/office/word/2010/wordml" xmlns:w15="http://schemas.microsoft.com/office/word/2012/wordml" xmlns:w16cid="http://schemas.microsoft.com/office/word/2016/wordml/cid" xmlns:w16se="http://schemas.microsoft.com/office/word/2015/wordml/symex" mc:Ignorable="w14 w15 w16se w16cid">
   <w:docDefaults>
     <w:rPrDefault>
       <w:rPr>
@@ -3086,7 +3117,7 @@
       </w:pPr>
     </w:pPrDefault>
   </w:docDefaults>
-  <w:latentStyles w:defLockedState="0" w:defUIPriority="99" w:defSemiHidden="0" w:defUnhideWhenUsed="0" w:defQFormat="0" w:count="376">
+  <w:latentStyles w:defLockedState="0" w:defUIPriority="99" w:defSemiHidden="0" w:defUnhideWhenUsed="0" w:defQFormat="0" w:count="375">
     <w:lsdException w:name="Normal" w:uiPriority="0" w:qFormat="1"/>
     <w:lsdException w:name="heading 1" w:uiPriority="9" w:qFormat="1"/>
     <w:lsdException w:name="heading 2" w:semiHidden="1" w:uiPriority="9" w:unhideWhenUsed="1" w:qFormat="1"/>
@@ -3462,7 +3493,6 @@
     <w:lsdException w:name="Smart Hyperlink" w:semiHidden="1" w:unhideWhenUsed="1"/>
     <w:lsdException w:name="Hashtag" w:semiHidden="1" w:unhideWhenUsed="1"/>
     <w:lsdException w:name="Unresolved Mention" w:semiHidden="1" w:unhideWhenUsed="1"/>
-    <w:lsdException w:name="Smart Link" w:semiHidden="1" w:unhideWhenUsed="1"/>
   </w:latentStyles>
   <w:style w:type="paragraph" w:default="1" w:styleId="Normal">
     <w:name w:val="Normal"/>
@@ -3853,7 +3883,7 @@
 </file>
 
 <file path=customXml/itemProps1.xml><?xml version="1.0" encoding="utf-8"?>
-<ds:datastoreItem xmlns:ds="http://schemas.openxmlformats.org/officeDocument/2006/customXml" ds:itemID="{5EB12043-EC5B-49E4-981A-048B13345AAE}">
+<ds:datastoreItem xmlns:ds="http://schemas.openxmlformats.org/officeDocument/2006/customXml" ds:itemID="{259D9C8C-6B3C-49F5-9DD2-5FC6665397A2}">
   <ds:schemaRefs>
     <ds:schemaRef ds:uri="http://schemas.openxmlformats.org/officeDocument/2006/bibliography"/>
   </ds:schemaRefs>
